--- a/docs/guidance/Technical notes/Note on MSE Estimation - Levels and Changes.docx
+++ b/docs/guidance/Technical notes/Note on MSE Estimation - Levels and Changes.docx
@@ -67,9 +67,6 @@
         <w:rPr/>
         <w:t xml:space="preserve"> in poverty between two periods, and the benchmarked counterparts of each. The methods differ by case — analytical approximations where the literature provides them, bootstrap methods where benchmarking or temporal covariance makes analytical formulas unavailable — but they share one organizing principle: uncertainty is always assessed relative to the underlying true small-area value </w:t>
       </w:r>
-      <w:r>
-        <w:rPr/>
-      </w:r>
       <m:oMath xmlns:m="http://schemas.openxmlformats.org/officeDocument/2006/math">
         <m:sSub>
           <m:e>
@@ -131,9 +128,6 @@
       <w:r>
         <w:rPr/>
         <w:t xml:space="preserve">Index the small areas (domains) by </w:t>
-      </w:r>
-      <w:r>
-        <w:rPr/>
       </w:r>
       <m:oMath xmlns:m="http://schemas.openxmlformats.org/officeDocument/2006/math">
         <m:r>
@@ -166,9 +160,6 @@
         <w:rPr/>
         <w:t xml:space="preserve">, of which </w:t>
       </w:r>
-      <w:r>
-        <w:rPr/>
-      </w:r>
       <m:oMath xmlns:m="http://schemas.openxmlformats.org/officeDocument/2006/math">
         <m:r>
           <m:t xml:space="preserve">m</m:t>
@@ -189,9 +180,6 @@
       <w:r>
         <w:rPr/>
         <w:t xml:space="preserve"> </w:t>
-      </w:r>
-      <w:r>
-        <w:rPr/>
       </w:r>
       <m:oMath xmlns:m="http://schemas.openxmlformats.org/officeDocument/2006/math">
         <m:sSubSup>
@@ -335,9 +323,6 @@
         <w:rPr/>
         <w:t xml:space="preserve">with independent sampling errors </w:t>
       </w:r>
-      <w:r>
-        <w:rPr/>
-      </w:r>
       <m:oMath xmlns:m="http://schemas.openxmlformats.org/officeDocument/2006/math">
         <m:sSub>
           <m:e>
@@ -386,9 +371,6 @@
         <w:rPr/>
         <w:t xml:space="preserve"> and area random effects </w:t>
       </w:r>
-      <w:r>
-        <w:rPr/>
-      </w:r>
       <m:oMath xmlns:m="http://schemas.openxmlformats.org/officeDocument/2006/math">
         <m:sSub>
           <m:e>
@@ -441,9 +423,6 @@
       <w:r>
         <w:rPr/>
         <w:t xml:space="preserve">. Here </w:t>
-      </w:r>
-      <w:r>
-        <w:rPr/>
       </w:r>
       <m:oMath xmlns:m="http://schemas.openxmlformats.org/officeDocument/2006/math">
         <m:sSubSup>
@@ -475,9 +454,6 @@
         <w:rPr/>
         <w:t xml:space="preserve"> is the direct survey estimate of the poverty rate, </w:t>
       </w:r>
-      <w:r>
-        <w:rPr/>
-      </w:r>
       <m:oMath xmlns:m="http://schemas.openxmlformats.org/officeDocument/2006/math">
         <m:sSub>
           <m:e>
@@ -496,9 +472,6 @@
         <w:rPr/>
         <w:t xml:space="preserve"> its (known) sampling variance, and </w:t>
       </w:r>
-      <w:r>
-        <w:rPr/>
-      </w:r>
       <m:oMath xmlns:m="http://schemas.openxmlformats.org/officeDocument/2006/math">
         <m:sSub>
           <m:e>
@@ -516,9 +489,6 @@
       <w:r>
         <w:rPr/>
         <w:t xml:space="preserve"> a vector of auxiliary covariates. The package estimates </w:t>
-      </w:r>
-      <w:r>
-        <w:rPr/>
       </w:r>
       <m:oMath xmlns:m="http://schemas.openxmlformats.org/officeDocument/2006/math">
         <m:sSubSup>
@@ -564,9 +534,6 @@
       <w:r>
         <w:rPr/>
         <w:t xml:space="preserve"> </w:t>
-      </w:r>
-      <w:r>
-        <w:rPr/>
       </w:r>
       <m:oMath xmlns:m="http://schemas.openxmlformats.org/officeDocument/2006/math">
         <m:sSubSup>
@@ -866,9 +833,6 @@
         <w:rPr/>
         <w:t xml:space="preserve">Benchmarking restores aggregate consistency: within each benchmark area </w:t>
       </w:r>
-      <w:r>
-        <w:rPr/>
-      </w:r>
       <m:oMath xmlns:m="http://schemas.openxmlformats.org/officeDocument/2006/math">
         <m:r>
           <m:t xml:space="preserve">r</m:t>
@@ -899,9 +863,6 @@
       <w:r>
         <w:rPr/>
         <w:t xml:space="preserve"> </w:t>
-      </w:r>
-      <w:r>
-        <w:rPr/>
       </w:r>
       <m:oMath xmlns:m="http://schemas.openxmlformats.org/officeDocument/2006/math">
         <m:sSub>
@@ -1222,9 +1183,6 @@
         <w:rPr/>
         <w:t xml:space="preserve">with </w:t>
       </w:r>
-      <w:r>
-        <w:rPr/>
-      </w:r>
       <m:oMath xmlns:m="http://schemas.openxmlformats.org/officeDocument/2006/math">
         <m:sSub>
           <m:e>
@@ -1307,9 +1265,6 @@
         <w:rPr/>
         <w:t xml:space="preserve">. An external official total can replace </w:t>
       </w:r>
-      <w:r>
-        <w:rPr/>
-      </w:r>
       <m:oMath xmlns:m="http://schemas.openxmlformats.org/officeDocument/2006/math">
         <m:sSub>
           <m:e>
@@ -1326,7 +1281,7 @@
       </m:oMath>
       <w:r>
         <w:rPr/>
-        <w:t>. The ratio form keeps benchmarked rates non-negative and preserves proportional differences among domains within an area.</w:t>
+        <w:t>. The ratio form keeps benchmarked rates non-negative and preserves proportional differences among domains within an area. An external total is treated as fixed: its own sampling error is not included in the benchmarked MSE, so matching it exactly says nothing about its accuracy.</w:t>
       </w:r>
     </w:p>
     <w:p>
@@ -1349,9 +1304,6 @@
       <w:r>
         <w:rPr/>
         <w:t xml:space="preserve"> </w:t>
-      </w:r>
-      <w:r>
-        <w:rPr/>
       </w:r>
       <m:oMath xmlns:m="http://schemas.openxmlformats.org/officeDocument/2006/math">
         <m:r>
@@ -1479,9 +1431,6 @@
         <w:rPr/>
         <w:t xml:space="preserve">Because </w:t>
       </w:r>
-      <w:r>
-        <w:rPr/>
-      </w:r>
       <m:oMath xmlns:m="http://schemas.openxmlformats.org/officeDocument/2006/math">
         <m:sSub>
           <m:e>
@@ -1510,9 +1459,6 @@
         <w:rPr/>
         <w:t xml:space="preserve">. Each replicate </w:t>
       </w:r>
-      <w:r>
-        <w:rPr/>
-      </w:r>
       <m:oMath xmlns:m="http://schemas.openxmlformats.org/officeDocument/2006/math">
         <m:r>
           <m:t xml:space="preserve">b</m:t>
@@ -1521,9 +1467,6 @@
       <w:r>
         <w:rPr/>
         <w:t xml:space="preserve"> resamples the centered and rescaled fitted random effects and residuals (random effects rescaled to variance </w:t>
-      </w:r>
-      <w:r>
-        <w:rPr/>
       </w:r>
       <m:oMath xmlns:m="http://schemas.openxmlformats.org/officeDocument/2006/math">
         <m:sSubSup>
@@ -1554,9 +1497,6 @@
       <w:r>
         <w:rPr/>
         <w:t xml:space="preserve">, residuals to unit variance), forms synthetic sampling errors </w:t>
-      </w:r>
-      <w:r>
-        <w:rPr/>
       </w:r>
       <m:oMath xmlns:m="http://schemas.openxmlformats.org/officeDocument/2006/math">
         <m:sSubSup>
@@ -1649,9 +1589,6 @@
         <w:rPr/>
         <w:t xml:space="preserve"> </w:t>
       </w:r>
-      <w:r>
-        <w:rPr/>
-      </w:r>
       <m:oMath xmlns:m="http://schemas.openxmlformats.org/officeDocument/2006/math">
         <m:sSubSup>
           <m:e>
@@ -1844,9 +1781,6 @@
         <w:rPr/>
         <w:t xml:space="preserve">refits the Fay–Herriot model, re-benchmarks the new EBLUPs (with </w:t>
       </w:r>
-      <w:r>
-        <w:rPr/>
-      </w:r>
       <m:oMath xmlns:m="http://schemas.openxmlformats.org/officeDocument/2006/math">
         <m:sSubSup>
           <m:e>
@@ -1876,9 +1810,6 @@
         <w:rPr/>
         <w:t xml:space="preserve"> playing the role of the direct estimate), and compares the result to the synthetic truth. Averaging over the </w:t>
       </w:r>
-      <w:r>
-        <w:rPr/>
-      </w:r>
       <m:oMath xmlns:m="http://schemas.openxmlformats.org/officeDocument/2006/math">
         <m:r>
           <m:t xml:space="preserve">B</m:t>
@@ -1887,9 +1818,6 @@
       <w:r>
         <w:rPr/>
         <w:t xml:space="preserve"> successful replicates (</w:t>
-      </w:r>
-      <w:r>
-        <w:rPr/>
       </w:r>
       <m:oMath xmlns:m="http://schemas.openxmlformats.org/officeDocument/2006/math">
         <m:r>
@@ -1931,9 +1859,6 @@
       <w:r>
         <w:rPr/>
         <w:t xml:space="preserve"> </w:t>
-      </w:r>
-      <w:r>
-        <w:rPr/>
       </w:r>
       <m:oMath xmlns:m="http://schemas.openxmlformats.org/officeDocument/2006/math">
         <m:acc>
@@ -2121,9 +2046,6 @@
         <w:rPr/>
         <w:t xml:space="preserve">Re-running the benchmarking inside every replicate is what propagates the variability of </w:t>
       </w:r>
-      <w:r>
-        <w:rPr/>
-      </w:r>
       <m:oMath xmlns:m="http://schemas.openxmlformats.org/officeDocument/2006/math">
         <m:sSub>
           <m:e>
@@ -2150,7 +2072,7 @@
       </w:r>
       <w:r>
         <w:rPr/>
-        <w:t>, the benchmarked MSE column is filled with the unbenchmarked FH MSE as a placeholder.</w:t>
+        <w:t>, the benchmarked MSE column is filled with the unbenchmarked FH MSE as a placeholder. One exception applies to mean welfare fitted in logs. There the bootstrap benchmarks on the log scale to the survey’s own regional figures; after the back-transform, a final ratio adjustment on the currency scale (to the survey’s arithmetic regional means, or to uploaded targets) makes the estimates match the targets. That final adjustment is not repeated inside the replicates: the reported MSE is rescaled so that it keeps the coefficient of variation of the log-scale bootstrap, which is an approximation, not the MSE of the final estimator.</w:t>
       </w:r>
     </w:p>
     <w:p>
@@ -2185,9 +2107,6 @@
       <w:r>
         <w:rPr/>
         <w:t xml:space="preserve">Let </w:t>
-      </w:r>
-      <w:r>
-        <w:rPr/>
       </w:r>
       <m:oMath xmlns:m="http://schemas.openxmlformats.org/officeDocument/2006/math">
         <m:r>
@@ -2220,9 +2139,6 @@
         <w:rPr/>
         <w:t xml:space="preserve"> index domains and </w:t>
       </w:r>
-      <w:r>
-        <w:rPr/>
-      </w:r>
       <m:oMath xmlns:m="http://schemas.openxmlformats.org/officeDocument/2006/math">
         <m:r>
           <m:t xml:space="preserve">t</m:t>
@@ -2254,9 +2170,6 @@
         <w:rPr/>
         <w:t xml:space="preserve"> periods. For each domain, the vector of direct estimates over time is modeled as a regression mean plus correlated random effects plus sampling errors with known </w:t>
       </w:r>
-      <w:r>
-        <w:rPr/>
-      </w:r>
       <m:oMath xmlns:m="http://schemas.openxmlformats.org/officeDocument/2006/math">
         <m:r>
           <m:t xml:space="preserve">T</m:t>
@@ -2271,9 +2184,6 @@
       <w:r>
         <w:rPr/>
         <w:t xml:space="preserve"> covariance </w:t>
-      </w:r>
-      <w:r>
-        <w:rPr/>
       </w:r>
       <m:oMath xmlns:m="http://schemas.openxmlformats.org/officeDocument/2006/math">
         <m:sSub>
@@ -2298,9 +2208,6 @@
       <w:r>
         <w:rPr/>
         <w:t xml:space="preserve">. Under MFH2 the random effects follow a homoskedastic AR(1) process, </w:t>
-      </w:r>
-      <w:r>
-        <w:rPr/>
       </w:r>
       <m:oMath xmlns:m="http://schemas.openxmlformats.org/officeDocument/2006/math">
         <m:sSub>
@@ -2441,9 +2348,6 @@
         <w:rPr/>
         <w:t xml:space="preserve">, dispatching to the variant-specific routines), which draws random effects and sampling errors directly from the fitted normal model rather than resampling residuals. From the fitted object, it harvests </w:t>
       </w:r>
-      <w:r>
-        <w:rPr/>
-      </w:r>
       <m:oMath xmlns:m="http://schemas.openxmlformats.org/officeDocument/2006/math">
         <m:sSub>
           <m:e>
@@ -2469,9 +2373,6 @@
         <w:rPr/>
         <w:t xml:space="preserve">, the random-effect variance (scalar </w:t>
       </w:r>
-      <w:r>
-        <w:rPr/>
-      </w:r>
       <m:oMath xmlns:m="http://schemas.openxmlformats.org/officeDocument/2006/math">
         <m:sSubSup>
           <m:e>
@@ -2502,9 +2403,6 @@
         <w:rPr/>
         <w:t xml:space="preserve"> under MFH2, length- </w:t>
       </w:r>
-      <w:r>
-        <w:rPr/>
-      </w:r>
       <m:oMath xmlns:m="http://schemas.openxmlformats.org/officeDocument/2006/math">
         <m:r>
           <m:t xml:space="preserve">T</m:t>
@@ -2513,9 +2411,6 @@
       <w:r>
         <w:rPr/>
         <w:t xml:space="preserve"> vector under MFH1/MFH3), the AR(1) coefficient </w:t>
-      </w:r>
-      <w:r>
-        <w:rPr/>
       </w:r>
       <m:oMath xmlns:m="http://schemas.openxmlformats.org/officeDocument/2006/math">
         <m:acc>
@@ -2533,9 +2428,6 @@
         <w:rPr/>
         <w:t xml:space="preserve">, and </w:t>
       </w:r>
-      <w:r>
-        <w:rPr/>
-      </w:r>
       <m:oMath xmlns:m="http://schemas.openxmlformats.org/officeDocument/2006/math">
         <m:sSub>
           <m:e>
@@ -2559,9 +2451,6 @@
       <w:r>
         <w:rPr/>
         <w:t xml:space="preserve">. For each replicate </w:t>
-      </w:r>
-      <w:r>
-        <w:rPr/>
       </w:r>
       <m:oMath xmlns:m="http://schemas.openxmlformats.org/officeDocument/2006/math">
         <m:r>
@@ -2625,9 +2514,6 @@
       <w:r>
         <w:rPr/>
         <w:t xml:space="preserve"> </w:t>
-      </w:r>
-      <w:r>
-        <w:rPr/>
       </w:r>
       <m:oMath xmlns:m="http://schemas.openxmlformats.org/officeDocument/2006/math">
         <m:sSubSup>
@@ -2954,9 +2840,6 @@
         <w:rPr/>
         <w:t xml:space="preserve">MFH3 uses the same recursion with time-varying innovation variance </w:t>
       </w:r>
-      <w:r>
-        <w:rPr/>
-      </w:r>
       <m:oMath xmlns:m="http://schemas.openxmlformats.org/officeDocument/2006/math">
         <m:sSubSup>
           <m:e>
@@ -2993,9 +2876,6 @@
         <w:rPr/>
         <w:t xml:space="preserve"> and a non-stationary first period (a stationary initialization does not strictly exist in the heteroskedastic case); MFH1 sets </w:t>
       </w:r>
-      <w:r>
-        <w:rPr/>
-      </w:r>
       <m:oMath xmlns:m="http://schemas.openxmlformats.org/officeDocument/2006/math">
         <m:r>
           <m:t xml:space="preserve">ρ</m:t>
@@ -3015,9 +2895,6 @@
         <w:rPr/>
         <w:t xml:space="preserve"> and draws </w:t>
       </w:r>
-      <w:r>
-        <w:rPr/>
-      </w:r>
       <m:oMath xmlns:m="http://schemas.openxmlformats.org/officeDocument/2006/math">
         <m:sSubSup>
           <m:e>
@@ -3121,9 +2998,6 @@
         <w:rPr/>
         <w:t xml:space="preserve">, drawn jointly across periods, so the temporal covariance of the direct estimates is respected: </w:t>
       </w:r>
-      <w:r>
-        <w:rPr/>
-      </w:r>
       <m:oMath xmlns:m="http://schemas.openxmlformats.org/officeDocument/2006/math">
         <m:sSubSup>
           <m:e>
@@ -3217,9 +3091,6 @@
         <w:rPr/>
         <w:t xml:space="preserve"> </w:t>
       </w:r>
-      <w:r>
-        <w:rPr/>
-      </w:r>
       <m:oMath xmlns:m="http://schemas.openxmlformats.org/officeDocument/2006/math">
         <m:sSubSup>
           <m:e>
@@ -3467,9 +3338,6 @@
         <w:rPr/>
         <w:t xml:space="preserve"> the same MFH variant on </w:t>
       </w:r>
-      <w:r>
-        <w:rPr/>
-      </w:r>
       <m:oMath xmlns:m="http://schemas.openxmlformats.org/officeDocument/2006/math">
         <m:sSup>
           <m:e>
@@ -3493,9 +3361,6 @@
       <w:r>
         <w:rPr/>
         <w:t xml:space="preserve"> to obtain bootstrap EBLUPs </w:t>
-      </w:r>
-      <w:r>
-        <w:rPr/>
       </w:r>
       <m:oMath xmlns:m="http://schemas.openxmlformats.org/officeDocument/2006/math">
         <m:sSubSup>
@@ -3559,9 +3424,6 @@
         <w:rPr/>
         <w:t xml:space="preserve">, default </w:t>
       </w:r>
-      <w:r>
-        <w:rPr/>
-      </w:r>
       <m:oMath xmlns:m="http://schemas.openxmlformats.org/officeDocument/2006/math">
         <m:r>
           <m:t xml:space="preserve">5</m:t>
@@ -3584,9 +3446,6 @@
         <w:rPr/>
         <w:t xml:space="preserve"> replicates </w:t>
       </w:r>
-      <w:r>
-        <w:rPr/>
-      </w:r>
       <m:oMath xmlns:m="http://schemas.openxmlformats.org/officeDocument/2006/math">
         <m:sSub>
           <m:e>
@@ -3614,9 +3473,6 @@
       <w:r>
         <w:rPr/>
         <w:t xml:space="preserve">With prediction errors </w:t>
-      </w:r>
-      <w:r>
-        <w:rPr/>
       </w:r>
       <m:oMath xmlns:m="http://schemas.openxmlformats.org/officeDocument/2006/math">
         <m:sSubSup>
@@ -3743,9 +3599,6 @@
       <w:r>
         <w:rPr/>
         <w:t xml:space="preserve"> </w:t>
-      </w:r>
-      <w:r>
-        <w:rPr/>
       </w:r>
       <m:oMath xmlns:m="http://schemas.openxmlformats.org/officeDocument/2006/math">
         <m:sSub>
@@ -4136,9 +3989,6 @@
         <w:rPr/>
         <w:t xml:space="preserve">, on a common set of domains </w:t>
       </w:r>
-      <w:r>
-        <w:rPr/>
-      </w:r>
       <m:oMath xmlns:m="http://schemas.openxmlformats.org/officeDocument/2006/math">
         <m:sSub>
           <m:e>
@@ -4168,9 +4018,6 @@
       <w:r>
         <w:rPr/>
         <w:t xml:space="preserve"> </w:t>
-      </w:r>
-      <w:r>
-        <w:rPr/>
       </w:r>
       <m:oMath xmlns:m="http://schemas.openxmlformats.org/officeDocument/2006/math">
         <m:sSub>
@@ -4587,9 +4434,6 @@
         <w:rPr/>
         <w:t xml:space="preserve"> </w:t>
       </w:r>
-      <w:r>
-        <w:rPr/>
-      </w:r>
       <m:oMath xmlns:m="http://schemas.openxmlformats.org/officeDocument/2006/math">
         <m:sSubSup>
           <m:e>
@@ -4717,9 +4561,6 @@
         <w:rPr/>
         <w:t xml:space="preserve">where the regional target behind </w:t>
       </w:r>
-      <w:r>
-        <w:rPr/>
-      </w:r>
       <m:oMath xmlns:m="http://schemas.openxmlformats.org/officeDocument/2006/math">
         <m:sSubSup>
           <m:e>
@@ -4749,9 +4590,6 @@
         <w:rPr/>
         <w:t xml:space="preserve"> is recomputed for every replicate from the bootstrap direct estimates </w:t>
       </w:r>
-      <w:r>
-        <w:rPr/>
-      </w:r>
       <m:oMath xmlns:m="http://schemas.openxmlformats.org/officeDocument/2006/math">
         <m:sSubSup>
           <m:e>
@@ -4785,7 +4623,7 @@
       </m:oMath>
       <w:r>
         <w:rPr/>
-        <w:t xml:space="preserve"> (or held fixed if an external benchmark matrix was supplied, i.e., treated as known). Crucially, errors are still measured against the </w:t>
+        <w:t xml:space="preserve"> (or held fixed if an external benchmark matrix was supplied, i.e., treated as known, so the sampling error of uploaded targets is not included in the MSE). For mean welfare fitted in logs, the survey’s own log-scale regional figures are used here, and uploaded targets enter only through the final currency-scale adjustment described in Part I, with the same approximation for the MSE. Crucially, errors are still measured against the </w:t>
       </w:r>
       <w:r>
         <w:rPr>
@@ -4797,9 +4635,6 @@
         <w:rPr/>
         <w:t xml:space="preserve"> synthetic truth </w:t>
       </w:r>
-      <w:r>
-        <w:rPr/>
-      </w:r>
       <m:oMath xmlns:m="http://schemas.openxmlformats.org/officeDocument/2006/math">
         <m:sSubSup>
           <m:e>
@@ -4846,9 +4681,6 @@
       <w:r>
         <w:rPr/>
         <w:t xml:space="preserve"> </w:t>
-      </w:r>
-      <w:r>
-        <w:rPr/>
       </w:r>
       <m:oMath xmlns:m="http://schemas.openxmlformats.org/officeDocument/2006/math">
         <m:sSubSup>
@@ -5290,9 +5122,6 @@
         <w:rPr/>
         <w:t xml:space="preserve">A central use of small-area poverty estimates is to test whether poverty has changed between two periods. The error of an estimated change depends not only on the MSE in each period but also on how the errors in the two periods move together; the MCPE captures that covariance. For domain </w:t>
       </w:r>
-      <w:r>
-        <w:rPr/>
-      </w:r>
       <m:oMath xmlns:m="http://schemas.openxmlformats.org/officeDocument/2006/math">
         <m:r>
           <m:t xml:space="preserve">d</m:t>
@@ -5301,9 +5130,6 @@
       <w:r>
         <w:rPr/>
         <w:t xml:space="preserve"> and periods </w:t>
-      </w:r>
-      <w:r>
-        <w:rPr/>
       </w:r>
       <m:oMath xmlns:m="http://schemas.openxmlformats.org/officeDocument/2006/math">
         <m:sSub>
@@ -5349,9 +5175,6 @@
       <w:r>
         <w:rPr/>
         <w:t xml:space="preserve"> </w:t>
-      </w:r>
-      <w:r>
-        <w:rPr/>
       </w:r>
       <m:oMath xmlns:m="http://schemas.openxmlformats.org/officeDocument/2006/math">
         <m:sSub>
@@ -5505,9 +5328,6 @@
         <w:rPr/>
         <w:t xml:space="preserve"> </w:t>
       </w:r>
-      <w:r>
-        <w:rPr/>
-      </w:r>
       <m:oMath xmlns:m="http://schemas.openxmlformats.org/officeDocument/2006/math">
         <m:r>
           <m:t xml:space="preserve">MSE</m:t>
@@ -5676,7 +5496,7 @@
       </w:pPr>
       <w:r>
         <w:rPr/>
-        <w:t>The package reports an unadjusted 95% confidence interval and a raw p_value for each change. The unadjusted significant_unadjusted flag corresponds to the raw test. Across the tested areas, p_value_bh applies the Benjamini–Hochberg adjustment, and the principal significant flag uses p_value_bh &lt; alpha. An interval that excludes zero therefore does not by itself establish multiplicity-adjusted significance. Because the two periods’ errors are usually positively correlated—the same auxiliary data and random effect feed both—the MCPE term is typically positive and reduces the variance of the change; ignoring it overstates uncertainty.</w:t>
+        <w:t>The package reports an unadjusted 95% confidence interval and a raw p_value for each change. The unadjusted significant_unadjusted flag corresponds to the raw test. Across the tested areas, p_value_bh applies the Benjamini–Hochberg adjustment, and p_value_bonferroni the Bonferroni adjustment. The principal significant flag, which colours the change maps and significance plots, is the unadjusted test (it equals significant_unadjusted), so at alpha = 0.05 it matches whether the 95% interval excludes zero. significant_bh and significant_bonferroni are sensitivity flags; use them for any statement about how many domains changed, because an interval that excludes zero does not by itself establish multiplicity-adjusted significance. Because the two periods’ errors are usually positively correlated—the same auxiliary data and random effect feed both—the MCPE term is typically positive and reduces the variance of the change; ignoring it overstates uncertainty.</w:t>
       </w:r>
     </w:p>
     <w:p>
@@ -5704,9 +5524,6 @@
         <w:rPr/>
         <w:t xml:space="preserve"> Bootstrap noise (especially with small </w:t>
       </w:r>
-      <w:r>
-        <w:rPr/>
-      </w:r>
       <m:oMath xmlns:m="http://schemas.openxmlformats.org/officeDocument/2006/math">
         <m:r>
           <m:t xml:space="preserve">B</m:t>
@@ -5716,9 +5533,6 @@
         <w:rPr/>
         <w:t xml:space="preserve">) can make </w:t>
       </w:r>
-      <w:r>
-        <w:rPr/>
-      </w:r>
       <m:oMath xmlns:m="http://schemas.openxmlformats.org/officeDocument/2006/math">
         <m:r>
           <m:t xml:space="preserve">2</m:t>
@@ -5729,7 +5543,7 @@
       </m:oMath>
       <w:r>
         <w:rPr/>
-        <w:t xml:space="preserve"> large enough to push the covariance-adjusted MSE negative. If it is non-finite or smaller than 1% of the independence-assumption MSE, the code falls back to</w:t>
+        <w:t xml:space="preserve"> large enough to push the covariance-adjusted MSE negative. The covariance-adjusted MSE is used whenever it is positive and finite, however small. Only when it is zero, negative or not finite does the code fall back to</w:t>
       </w:r>
     </w:p>
     <w:p>
@@ -5742,9 +5556,6 @@
       <w:r>
         <w:rPr/>
         <w:t xml:space="preserve"> </w:t>
-      </w:r>
-      <w:r>
-        <w:rPr/>
       </w:r>
       <m:oMath xmlns:m="http://schemas.openxmlformats.org/officeDocument/2006/math">
         <m:r>
@@ -5859,7 +5670,7 @@
       </w:pPr>
       <w:r>
         <w:rPr/>
-        <w:t xml:space="preserve">which is conservative for those domains but cannot manufacture false significance. The guard sits inside </w:t>
+        <w:t xml:space="preserve">and mark those rows with mse_fallback_used = TRUE and mse_rule = "independence_fallback". The fallback is larger than the non-positive adjusted value, but it is a substitute rather than an estimate of the true variance of the change, so it should not be read as conservative in every case; interpret the intervals and p-values of flagged rows with caution. The guard sits inside </w:t>
       </w:r>
       <w:r>
         <w:rPr>
@@ -5869,7 +5680,7 @@
       </w:r>
       <w:r>
         <w:rPr/>
-        <w:t xml:space="preserve"> and applies identically to benchmarked and unbenchmarked runs.</w:t>
+        <w:t xml:space="preserve"> and in the later currency-scale recomputations in 02_mfh.R, and applies identically to benchmarked and unbenchmarked runs.</w:t>
       </w:r>
     </w:p>
     <w:p>
@@ -5885,10 +5696,7 @@
       </w:r>
       <w:r>
         <w:rPr/>
-        <w:t xml:space="preserve"> When the indicator is mean welfare modeled on the log scale, both paths apply the same delta-method back-transform to the euro scale before plotting and export, using EUR-scale point estimates </w:t>
-      </w:r>
-      <w:r>
-        <w:rPr/>
+        <w:t xml:space="preserve"> When the indicator is mean welfare modeled on the log scale, both paths apply the same delta-method back-transform to the currency scale before plotting and export, using currency-scale point estimates </w:t>
       </w:r>
       <m:oMath xmlns:m="http://schemas.openxmlformats.org/officeDocument/2006/math">
         <m:sSub>
@@ -5949,9 +5757,6 @@
         <w:rPr/>
         <w:t xml:space="preserve"> </w:t>
       </w:r>
-      <w:r>
-        <w:rPr/>
-      </w:r>
       <m:oMath xmlns:m="http://schemas.openxmlformats.org/officeDocument/2006/math">
         <m:r>
           <m:t xml:space="preserve">MSE</m:t>
@@ -6152,7 +5957,7 @@
       </w:pPr>
       <w:r>
         <w:rPr/>
-        <w:t>with the same 1%-floor fallback to the independence version.</w:t>
+        <w:t>with the same fallback to the independence version when the result is not positive. Since version 5.2.0-rc.6-wizard.5.11 (w5k), the report presents mean-welfare changes as percentage changes of the mean, 100 × (ŷ₂/ŷ₁ − 1), with the 95% interval and p-value computed from the log of the ratio, whose variance is approximately MSE₁/ŷ₁² + MSE₂/ŷ₂² − 2 MCPE/(ŷ₁ŷ₂) on the currency scale (with the same fallback); the currency differences above are kept in the columns ending in _eur.</w:t>
       </w:r>
     </w:p>
     <w:p>
@@ -6357,12 +6162,6 @@
                 <w:lang w:val="en-US" w:eastAsia="en-US" w:bidi="ar-SA"/>
               </w:rPr>
               <w:t xml:space="preserve">Model-based bootstrap (resampled effects and residuals), re-benchmarked each replicate, </w:t>
-            </w:r>
-            <w:r>
-              <w:rPr>
-                <w:kern w:val="0"/>
-                <w:lang w:val="en-US" w:eastAsia="en-US" w:bidi="ar-SA"/>
-              </w:rPr>
             </w:r>
             <m:oMath xmlns:m="http://schemas.openxmlformats.org/officeDocument/2006/math">
               <m:r>
@@ -6582,12 +6381,6 @@
               </w:rPr>
               <w:t xml:space="preserve">MFH change </w:t>
             </w:r>
-            <w:r>
-              <w:rPr>
-                <w:kern w:val="0"/>
-                <w:lang w:val="en-US" w:eastAsia="en-US" w:bidi="ar-SA"/>
-              </w:rPr>
-            </w:r>
             <m:oMath xmlns:m="http://schemas.openxmlformats.org/officeDocument/2006/math">
               <m:sSub>
                 <m:e>
@@ -6643,12 +6436,6 @@
                 <w:lang w:val="en-US" w:eastAsia="en-US" w:bidi="ar-SA"/>
               </w:rPr>
               <w:t xml:space="preserve"> </w:t>
-            </w:r>
-            <w:r>
-              <w:rPr>
-                <w:kern w:val="0"/>
-                <w:lang w:val="en-US" w:eastAsia="en-US" w:bidi="ar-SA"/>
-              </w:rPr>
             </w:r>
             <m:oMath xmlns:m="http://schemas.openxmlformats.org/officeDocument/2006/math">
               <m:sSub>
@@ -6719,14 +6506,7 @@
                 <w:kern w:val="0"/>
                 <w:lang w:val="en-US" w:eastAsia="en-US" w:bidi="ar-SA"/>
               </w:rPr>
-              <w:t xml:space="preserve"> </w:t>
-            </w:r>
-            <w:r>
-              <w:rPr>
-                <w:kern w:val="0"/>
-                <w:lang w:val="en-US" w:eastAsia="en-US" w:bidi="ar-SA"/>
-              </w:rPr>
-              <w:t xml:space="preserve">via </w:t>
+              <w:t xml:space="preserve"> via </w:t>
             </w:r>
             <w:r>
               <w:rPr>
@@ -6776,9 +6556,6 @@
         <w:rPr/>
         <w:t xml:space="preserve">In all bootstrap cases, the “truth” in the error formula is the unbenchmarked synthetic value </w:t>
       </w:r>
-      <w:r>
-        <w:rPr/>
-      </w:r>
       <m:oMath xmlns:m="http://schemas.openxmlformats.org/officeDocument/2006/math">
         <m:sSup>
           <m:e>
@@ -6801,7 +6578,7 @@
       </m:oMath>
       <w:r>
         <w:rPr/>
-        <w:t>, the divisor is the number of successful replicates, and any benchmarking step is repeated inside each replicate.</w:t>
+        <w:t>, the divisor is the number of successful replicates, and any benchmarking step is repeated inside each replicate, except the final currency-scale adjustment for mean welfare fitted in logs, whose MSE keeps the coefficient of variation of the log-scale bootstrap (an approximation). Matching benchmark targets exactly does not validate the benchmarked MSE, and uploaded targets are treated as fixed.</w:t>
       </w:r>
     </w:p>
     <w:p>
@@ -6824,9 +6601,6 @@
       <w:r>
         <w:rPr/>
         <w:t xml:space="preserve">Benchmarking redistributes information; it does not create it. Its value rests on the benchmark target being more reliable than the individual model estimates, which holds when the regional direct aggregate pools enough sampled units to be precise. Where a region–period cell contains only a few sampled domains, the direct benchmark is itself noisy and the ratio adjustment transmits that noise to every domain in the cell; a coarser benchmark geography or an external official total is then preferable. Because the adjustment factors </w:t>
-      </w:r>
-      <w:r>
-        <w:rPr/>
       </w:r>
       <m:oMath xmlns:m="http://schemas.openxmlformats.org/officeDocument/2006/math">
         <m:sSub>
@@ -6906,9 +6680,6 @@
         <w:rPr/>
         <w:t xml:space="preserve">, but because the code paths differ, the random draws are not common across the two bootstraps; differences between benchmarked and unbenchmarked MSEs therefore include independent simulation noise on top of the true benchmarking effect. Pairing the replicates (same </w:t>
       </w:r>
-      <w:r>
-        <w:rPr/>
-      </w:r>
       <m:oMath xmlns:m="http://schemas.openxmlformats.org/officeDocument/2006/math">
         <m:sSup>
           <m:e>
@@ -6932,9 +6703,6 @@
       <w:r>
         <w:rPr/>
         <w:t xml:space="preserve">, </w:t>
-      </w:r>
-      <w:r>
-        <w:rPr/>
       </w:r>
       <m:oMath xmlns:m="http://schemas.openxmlformats.org/officeDocument/2006/math">
         <m:sSup>

--- a/docs/guidance/Technical notes/Note on MSE Estimation - Levels and Changes.docx
+++ b/docs/guidance/Technical notes/Note on MSE Estimation - Levels and Changes.docx
@@ -83,7 +83,7 @@
       </m:oMath>
       <w:r>
         <w:rPr/>
-        <w:t>, never relative to the benchmark constraint, and any data-dependent step (benchmarking in particular) is repeated inside every bootstrap replicate so that its variability is propagated into the reported MSE.</w:t>
+        <w:t>, never relative to the benchmark constraint, and benchmarking is repeated inside every bootstrap replicate so that the variability of the benchmark factor is propagated into the reported MSE. The one exception, the final currency-scale adjustment for mean welfare fitted in logs, is described in Part I.</w:t>
       </w:r>
     </w:p>
     <w:p>
@@ -1808,7 +1808,7 @@
       </m:oMath>
       <w:r>
         <w:rPr/>
-        <w:t xml:space="preserve"> playing the role of the direct estimate), and compares the result to the synthetic truth. Averaging over the </w:t>
+        <w:t xml:space="preserve"> playing the role of the direct estimate in the refit), and compares the result to the synthetic truth. In UFH the regional targets are computed once, from the survey’s direct estimates (or taken from an uploaded file), and held fixed across replicates; only the ratio denominator, the population-weighted mean of the replicate’s EBLUPs, is recomputed. Averaging over the </w:t>
       </w:r>
       <m:oMath xmlns:m="http://schemas.openxmlformats.org/officeDocument/2006/math">
         <m:r>
@@ -2062,7 +2062,7 @@
       </m:oMath>
       <w:r>
         <w:rPr/>
-        <w:t xml:space="preserve"> into the MSE. Replicates that fail to converge are skipped and the divisor reduced accordingly; with </w:t>
+        <w:t xml:space="preserve"> (through its denominator) into the MSE. Replicates that fail to converge are skipped and the divisor reduced accordingly; with </w:t>
       </w:r>
       <w:r>
         <w:rPr>
@@ -2072,7 +2072,7 @@
       </w:r>
       <w:r>
         <w:rPr/>
-        <w:t>, the benchmarked MSE column is filled with the unbenchmarked FH MSE as a placeholder. One exception applies to mean welfare fitted in logs. There the bootstrap benchmarks on the log scale to the survey’s own regional figures; after the back-transform, a final ratio adjustment on the currency scale (to the survey’s arithmetic regional means, or to uploaded targets) makes the estimates match the targets. That final adjustment is not repeated inside the replicates: the reported MSE is rescaled so that it keeps the coefficient of variation of the log-scale bootstrap, which is an approximation, not the MSE of the final estimator.</w:t>
+        <w:t>, the benchmarked MSE column is filled with the unbenchmarked FH MSE as a placeholder. One exception applies to mean welfare fitted in logs. There the bootstrap benchmarks on the log scale to the survey’s own regional figures; after the back-transform, a final ratio adjustment on the currency scale (to the survey’s arithmetic regional means, or to uploaded targets) makes the estimates match the targets. That final adjustment is not repeated inside the replicates: the reported MSE is rescaled so that it keeps the currency-scale coefficient of variation obtained by delta-transforming the log-scale bootstrap MSE, which is an approximation, not the MSE of the final estimator.</w:t>
       </w:r>
     </w:p>
     <w:p>
@@ -4588,7 +4588,7 @@
       </m:oMath>
       <w:r>
         <w:rPr/>
-        <w:t xml:space="preserve"> is recomputed for every replicate from the bootstrap direct estimates </w:t>
+        <w:t xml:space="preserve"> is recomputed for every replicate (unlike UFH, where the survey targets are held fixed) from the bootstrap direct estimates </w:t>
       </w:r>
       <m:oMath xmlns:m="http://schemas.openxmlformats.org/officeDocument/2006/math">
         <m:sSubSup>
@@ -5496,7 +5496,7 @@
       </w:pPr>
       <w:r>
         <w:rPr/>
-        <w:t>The package reports an unadjusted 95% confidence interval and a raw p_value for each change. The unadjusted significant_unadjusted flag corresponds to the raw test. Across the tested areas, p_value_bh applies the Benjamini–Hochberg adjustment, and p_value_bonferroni the Bonferroni adjustment. The principal significant flag, which colours the change maps and significance plots, is the unadjusted test (it equals significant_unadjusted), so at alpha = 0.05 it matches whether the 95% interval excludes zero. significant_bh and significant_bonferroni are sensitivity flags; use them for any statement about how many domains changed, because an interval that excludes zero does not by itself establish multiplicity-adjusted significance. Because the two periods’ errors are usually positively correlated—the same auxiliary data and random effect feed both—the MCPE term is typically positive and reduces the variance of the change; ignoring it overstates uncertainty.</w:t>
+        <w:t>The package reports an unadjusted 95% confidence interval and a raw p_value for each change. The unadjusted significant_unadjusted flag corresponds to the raw test. Across the tested areas, p_value_bh applies the Benjamini–Hochberg adjustment, and p_value_bonferroni the Bonferroni adjustment. The principal significant flag, which colours the significance plots, is the unadjusted test (it equals significant_unadjusted); the change maps are coloured by the size and direction of the change, not by significance, so at alpha = 0.05 it matches whether the 95% interval excludes zero. significant_bh and significant_bonferroni are sensitivity flags; use them for any statement about how many domains changed, because an interval that excludes zero does not by itself establish multiplicity-adjusted significance. Because the two periods’ errors are usually positively correlated—the same auxiliary data and random effect feed both—the MCPE term is typically positive and reduces the variance of the change; ignoring it overstates uncertainty.</w:t>
       </w:r>
     </w:p>
     <w:p>
@@ -5670,7 +5670,7 @@
       </w:pPr>
       <w:r>
         <w:rPr/>
-        <w:t xml:space="preserve">and mark those rows with mse_fallback_used = TRUE and mse_rule = "independence_fallback". The fallback is larger than the non-positive adjusted value, but it is a substitute rather than an estimate of the true variance of the change, so it should not be read as conservative in every case; interpret the intervals and p-values of flagged rows with caution. The guard sits inside </w:t>
+        <w:t xml:space="preserve">and mark those rows with mse_fallback_used = TRUE and mse_rule = "independence_fallback" in the MFH step’s change tables (the Comparison step’s significance table carries mse_fallback_used). The fallback is larger than the non-positive adjusted value, but it is a substitute rather than an estimate of the true variance of the change, so it should not be read as conservative in every case; interpret the intervals and p-values of flagged rows with caution. The guard sits inside </w:t>
       </w:r>
       <w:r>
         <w:rPr>
@@ -5957,7 +5957,7 @@
       </w:pPr>
       <w:r>
         <w:rPr/>
-        <w:t>with the same fallback to the independence version when the result is not positive. Since version 5.2.0-rc.6-wizard.5.11 (w5k), the report presents mean-welfare changes as percentage changes of the mean, 100 × (ŷ₂/ŷ₁ − 1), with the 95% interval and p-value computed from the log of the ratio, whose variance is approximately MSE₁/ŷ₁² + MSE₂/ŷ₂² − 2 MCPE/(ŷ₁ŷ₂) on the currency scale (with the same fallback); the currency differences above are kept in the columns ending in _eur.</w:t>
+        <w:t>with the same fallback to the independence version when the result is not positive or not finite. Since version 5.2.0-rc.6-wizard.5.11 (w5k), the report presents mean-welfare changes as percentage changes of the mean, 100 × (ŷ₂/ŷ₁ − 1), with the 95% interval and p-value computed from the log of the ratio. The variance of the log ratio is approximately v_log = MSE₁/ŷ₁² + MSE₂/ŷ₂² − 2C/(ŷ₁ŷ₂), with currency-scale MSEs and the covariance C = (MSE₁ + MSE₂ − MSE_Δ)/2 implied by the step’s change MSE; so C = 0 for UFH. Where the MFH step already used the independence fallback, the Comparison step uses independence too (C = 0, with the level MSEs). Because the level MSEs and the step’s change MSE can come from different calculations (for the unbenchmarked MFH, the level MSEs come from the fitted model and the change MSE from the bootstrap), C is an approximation of the MCPE. A separate guard uses the independence version of v_log when v_log is not positive or not finite, and mse_fallback_used marks rows where independence was used at either stage. The interval is formed on the log scale and transformed back, so it is not symmetric; the variance of the percentage change itself is approximately (100 ŷ₂/ŷ₁)² v_log. The currency differences above are kept in the columns ending in _eur.</w:t>
       </w:r>
     </w:p>
     <w:p>
@@ -6578,7 +6578,7 @@
       </m:oMath>
       <w:r>
         <w:rPr/>
-        <w:t>, the divisor is the number of successful replicates, and any benchmarking step is repeated inside each replicate, except the final currency-scale adjustment for mean welfare fitted in logs, whose MSE keeps the coefficient of variation of the log-scale bootstrap (an approximation). Matching benchmark targets exactly does not validate the benchmarked MSE, and uploaded targets are treated as fixed.</w:t>
+        <w:t>, the divisor is the number of successful replicates, and any benchmarking step is repeated inside each replicate, except the final currency-scale adjustment for mean welfare fitted in logs, whose MSE keeps the currency-scale coefficient of variation obtained by delta-transforming the log-scale bootstrap MSE (an approximation). Matching benchmark targets exactly does not validate the benchmarked MSE, and uploaded targets are treated as fixed.</w:t>
       </w:r>
     </w:p>
     <w:p>

--- a/docs/guidance/Technical notes/Note on MSE Estimation - Levels and Changes.docx
+++ b/docs/guidance/Technical notes/Note on MSE Estimation - Levels and Changes.docx
@@ -33,7 +33,7 @@
       </w:pPr>
       <w:r>
         <w:rPr/>
-        <w:t>August 21, 2026 (revised for 5.2.0-rc.4)</w:t>
+        <w:t xml:space="preserve">October 2026 • revised for 5.2.0-rc.6-wizard.5.14 (w5n)</w:t>
       </w:r>
     </w:p>
     <w:p>
@@ -55,35 +55,7 @@
       </w:pPr>
       <w:r>
         <w:rPr/>
-        <w:t xml:space="preserve">This note documents how the EU SAE poverty mapping package quantifies the uncertainty of its small-area estimates. The package reports mean squared errors (MSEs) for four families of estimates: single-period estimates from the univariate Fay–Herriot (UFH) model, multi-period estimates from the multivariate Fay–Herriot (MFH) models, estimated </w:t>
-      </w:r>
-      <w:r>
-        <w:rPr>
-          <w:i/>
-        </w:rPr>
-        <w:t>changes</w:t>
-      </w:r>
-      <w:r>
-        <w:rPr/>
-        <w:t xml:space="preserve"> in poverty between two periods, and the benchmarked counterparts of each. The methods differ by case — analytical approximations where the literature provides them, bootstrap methods where benchmarking or temporal covariance makes analytical formulas unavailable — but they share one organizing principle: uncertainty is always assessed relative to the underlying true small-area value </w:t>
-      </w:r>
-      <m:oMath xmlns:m="http://schemas.openxmlformats.org/officeDocument/2006/math">
-        <m:sSub>
-          <m:e>
-            <m:r>
-              <m:t xml:space="preserve">θ</m:t>
-            </m:r>
-          </m:e>
-          <m:sub>
-            <m:r>
-              <m:t xml:space="preserve">d</m:t>
-            </m:r>
-          </m:sub>
-        </m:sSub>
-      </m:oMath>
-      <w:r>
-        <w:rPr/>
-        <w:t>, never relative to the benchmark constraint, and benchmarking is repeated inside every bootstrap replicate so that the variability of the benchmark factor is propagated into the reported MSE. The one exception, the final currency-scale adjustment for mean welfare fitted in logs, is described in Part I.</w:t>
+        <w:t xml:space="preserve">The bootstrap simulates Gaussian random effects and sampling errors under the fitted model, refits the same estimator, and repeats back-transformation and the final ratio benchmark in reported units. Survey-derived targets are recomputed from the same replicate’s Direct estimates in both UFH and MFH. Uploaded targets remain fixed, so their own uncertainty is excluded. Errors are measured against the unbenchmarked synthetic area truth. Auxiliary variables, selected formulas, populations and estimated sampling covariance inputs are held fixed; variable-selection and variance-smoothing uncertainty are not included.</w:t>
       </w:r>
     </w:p>
     <w:p>
@@ -94,6 +66,14 @@
       <w:r>
         <w:rPr/>
         <w:t>The note proceeds from the single-period UFH case (Part I), to the multi-period MFH case and the mean cross-product error (MCPE) needed for changes (Part II), to the change analysis that combines them (Part III). A summary table and practical observations close the note. General treatments of the Fay–Herriot model, EBLUP prediction, REML estimation, MSE, and benchmarking are given in Rao and Molina (2015).</w:t>
+      </w:r>
+    </w:p>
+    <w:p>
+      <w:pPr>
+        <w:pStyle w:val="Normal"/>
+      </w:pPr>
+      <w:r>
+        <w:t xml:space="preserve">QER revision for 5.2.0-rc.6-wizard.5.14 (w5n), October 2026. This note describes the final-estimator bootstrap and current joint-moment rules. The implementation checks and simulation evidence are documented in docs/METHODOLOGY_ALIGNMENT.md and docs/MCPE_VALIDATION_STATUS.md. Numerical agreement and Monte Carlo precision do not certify interval coverage for all survey designs. Review model assumptions, boundary sensitivity and any undercoverage before dissemination. Use the latest validation status for current experiment counts and results.</w:t>
       </w:r>
     </w:p>
     <w:p>
@@ -321,207 +301,7 @@
       </w:pPr>
       <w:r>
         <w:rPr/>
-        <w:t xml:space="preserve">with independent sampling errors </w:t>
-      </w:r>
-      <m:oMath xmlns:m="http://schemas.openxmlformats.org/officeDocument/2006/math">
-        <m:sSub>
-          <m:e>
-            <m:r>
-              <m:t xml:space="preserve">e</m:t>
-            </m:r>
-          </m:e>
-          <m:sub>
-            <m:r>
-              <m:t xml:space="preserve">d</m:t>
-            </m:r>
-          </m:sub>
-        </m:sSub>
-        <m:r>
-          <m:t xml:space="preserve">∼</m:t>
-        </m:r>
-        <m:r>
-          <m:t xml:space="preserve">N</m:t>
-        </m:r>
-        <m:r>
-          <m:t xml:space="preserve">(</m:t>
-        </m:r>
-        <m:r>
-          <m:t xml:space="preserve">0</m:t>
-        </m:r>
-        <m:r>
-          <m:t xml:space="preserve">,</m:t>
-        </m:r>
-        <m:sSub>
-          <m:e>
-            <m:r>
-              <m:t xml:space="preserve">ψ</m:t>
-            </m:r>
-          </m:e>
-          <m:sub>
-            <m:r>
-              <m:t xml:space="preserve">d</m:t>
-            </m:r>
-          </m:sub>
-        </m:sSub>
-        <m:r>
-          <m:t xml:space="preserve">)</m:t>
-        </m:r>
-      </m:oMath>
-      <w:r>
-        <w:rPr/>
-        <w:t xml:space="preserve"> and area random effects </w:t>
-      </w:r>
-      <m:oMath xmlns:m="http://schemas.openxmlformats.org/officeDocument/2006/math">
-        <m:sSub>
-          <m:e>
-            <m:r>
-              <m:t xml:space="preserve">u</m:t>
-            </m:r>
-          </m:e>
-          <m:sub>
-            <m:r>
-              <m:t xml:space="preserve">d</m:t>
-            </m:r>
-          </m:sub>
-        </m:sSub>
-        <m:r>
-          <m:t xml:space="preserve">∼</m:t>
-        </m:r>
-        <m:r>
-          <m:t xml:space="preserve">N</m:t>
-        </m:r>
-        <m:r>
-          <m:t xml:space="preserve">(</m:t>
-        </m:r>
-        <m:r>
-          <m:t xml:space="preserve">0</m:t>
-        </m:r>
-        <m:r>
-          <m:t xml:space="preserve">,</m:t>
-        </m:r>
-        <m:sSubSup>
-          <m:e>
-            <m:r>
-              <m:t xml:space="preserve">σ</m:t>
-            </m:r>
-          </m:e>
-          <m:sub>
-            <m:r>
-              <m:t xml:space="preserve">u</m:t>
-            </m:r>
-          </m:sub>
-          <m:sup>
-            <m:r>
-              <m:t xml:space="preserve">2</m:t>
-            </m:r>
-          </m:sup>
-        </m:sSubSup>
-        <m:r>
-          <m:t xml:space="preserve">)</m:t>
-        </m:r>
-      </m:oMath>
-      <w:r>
-        <w:rPr/>
-        <w:t xml:space="preserve">. Here </w:t>
-      </w:r>
-      <m:oMath xmlns:m="http://schemas.openxmlformats.org/officeDocument/2006/math">
-        <m:sSubSup>
-          <m:e>
-            <m:acc>
-              <m:accPr>
-                <m:chr m:val="^"/>
-              </m:accPr>
-              <m:e>
-                <m:r>
-                  <m:t xml:space="preserve">θ</m:t>
-                </m:r>
-              </m:e>
-            </m:acc>
-          </m:e>
-          <m:sub>
-            <m:r>
-              <m:t xml:space="preserve">d</m:t>
-            </m:r>
-          </m:sub>
-          <m:sup>
-            <m:r>
-              <m:t xml:space="preserve">dir</m:t>
-            </m:r>
-          </m:sup>
-        </m:sSubSup>
-      </m:oMath>
-      <w:r>
-        <w:rPr/>
-        <w:t xml:space="preserve"> is the direct survey estimate of the poverty rate, </w:t>
-      </w:r>
-      <m:oMath xmlns:m="http://schemas.openxmlformats.org/officeDocument/2006/math">
-        <m:sSub>
-          <m:e>
-            <m:r>
-              <m:t xml:space="preserve">ψ</m:t>
-            </m:r>
-          </m:e>
-          <m:sub>
-            <m:r>
-              <m:t xml:space="preserve">d</m:t>
-            </m:r>
-          </m:sub>
-        </m:sSub>
-      </m:oMath>
-      <w:r>
-        <w:rPr/>
-        <w:t xml:space="preserve"> its (known) sampling variance, and </w:t>
-      </w:r>
-      <m:oMath xmlns:m="http://schemas.openxmlformats.org/officeDocument/2006/math">
-        <m:sSub>
-          <m:e>
-            <m:r>
-              <m:t xml:space="preserve">x</m:t>
-            </m:r>
-          </m:e>
-          <m:sub>
-            <m:r>
-              <m:t xml:space="preserve">d</m:t>
-            </m:r>
-          </m:sub>
-        </m:sSub>
-      </m:oMath>
-      <w:r>
-        <w:rPr/>
-        <w:t xml:space="preserve"> a vector of auxiliary covariates. The package estimates </w:t>
-      </w:r>
-      <m:oMath xmlns:m="http://schemas.openxmlformats.org/officeDocument/2006/math">
-        <m:sSubSup>
-          <m:e>
-            <m:r>
-              <m:t xml:space="preserve">σ</m:t>
-            </m:r>
-          </m:e>
-          <m:sub>
-            <m:r>
-              <m:t xml:space="preserve">u</m:t>
-            </m:r>
-          </m:sub>
-          <m:sup>
-            <m:r>
-              <m:t xml:space="preserve">2</m:t>
-            </m:r>
-          </m:sup>
-        </m:sSubSup>
-      </m:oMath>
-      <w:r>
-        <w:rPr/>
-        <w:t xml:space="preserve"> by REML via </w:t>
-      </w:r>
-      <w:r>
-        <w:rPr>
-          <w:rStyle w:val="VerbatimChar"/>
-        </w:rPr>
-        <w:t>emdi::fh()</w:t>
-      </w:r>
-      <w:r>
-        <w:rPr/>
-        <w:t>. The empirical best linear unbiased predictor (EBLUP) is a precision-weighted average of the direct estimate and the regression prediction,</w:t>
+        <w:t xml:space="preserve">The sampling layer has independent normal errors with known working variances; the linking layer has normal area effects and fixed auxiliary covariates. Ordinary UFH variance components are fitted by REML. Log-area-mean UFH uses ML to match emdi bc_sm. The EBLUP combines the Direct and regression predictors with precision-dependent weights.</w:t>
       </w:r>
     </w:p>
     <w:p>
@@ -809,7 +589,7 @@
       </w:pPr>
       <w:r>
         <w:rPr/>
-        <w:t>For the unbenchmarked EBLUP, the package reports the analytical Prasad–Rao / Datta–Lahiri MSE approximation under the untransformed and log scales (Prasad and Rao, 1990; Datta and Lahiri, 2000; Harmening et al., 2023), and a parametric bootstrap under the arcsin transformation. Results are returned on the original poverty scale — Duan smearing for the log model (Duan, 1983) and the arcsin back-transform for rates — with variances propagated via the delta method.</w:t>
+        <w:t xml:space="preserve">Log mean welfare uses the log of the survey-weighted arithmetic Direct area mean, with sampling variance V/mean². Zero and negative individual welfare values remain in the arithmetic mean; the area mean must be positive and finite. UFH bias correction uses native emdi Slud–Maiti bc_sm with ML fitting and its original-scale analytical MSE. The naive option exponentiates the same fitted log-area mean and uses bootstrap MSE; it does not change the target into a geometric mean. Identity-scale UFH uses the analytical Prasad–Rao/Datta–Lahiri MSE. Arcsine UFH uses the package-compatible point estimator and a consistent original-scale parametric bootstrap.</w:t>
       </w:r>
     </w:p>
     <w:p>
@@ -1429,153 +1209,7 @@
       </w:pPr>
       <w:r>
         <w:rPr/>
-        <w:t xml:space="preserve">Because </w:t>
-      </w:r>
-      <m:oMath xmlns:m="http://schemas.openxmlformats.org/officeDocument/2006/math">
-        <m:sSub>
-          <m:e>
-            <m:r>
-              <m:t xml:space="preserve">λ</m:t>
-            </m:r>
-          </m:e>
-          <m:sub>
-            <m:r>
-              <m:t xml:space="preserve">r</m:t>
-            </m:r>
-          </m:sub>
-        </m:sSub>
-      </m:oMath>
-      <w:r>
-        <w:rPr/>
-        <w:t xml:space="preserve"> is estimated from the data, the benchmarked predictor is a nonlinear function of the fitted EBLUPs and no analytical MSE is available; the package estimates it by a </w:t>
-      </w:r>
-      <w:r>
-        <w:rPr>
-          <w:b/>
-        </w:rPr>
-        <w:t>model-based bootstrap</w:t>
-      </w:r>
-      <w:r>
-        <w:rPr/>
-        <w:t xml:space="preserve">. Each replicate </w:t>
-      </w:r>
-      <m:oMath xmlns:m="http://schemas.openxmlformats.org/officeDocument/2006/math">
-        <m:r>
-          <m:t xml:space="preserve">b</m:t>
-        </m:r>
-      </m:oMath>
-      <w:r>
-        <w:rPr/>
-        <w:t xml:space="preserve"> resamples the centered and rescaled fitted random effects and residuals (random effects rescaled to variance </w:t>
-      </w:r>
-      <m:oMath xmlns:m="http://schemas.openxmlformats.org/officeDocument/2006/math">
-        <m:sSubSup>
-          <m:e>
-            <m:acc>
-              <m:accPr>
-                <m:chr m:val="^"/>
-              </m:accPr>
-              <m:e>
-                <m:r>
-                  <m:t xml:space="preserve">σ</m:t>
-                </m:r>
-              </m:e>
-            </m:acc>
-          </m:e>
-          <m:sub>
-            <m:r>
-              <m:t xml:space="preserve">u</m:t>
-            </m:r>
-          </m:sub>
-          <m:sup>
-            <m:r>
-              <m:t xml:space="preserve">2</m:t>
-            </m:r>
-          </m:sup>
-        </m:sSubSup>
-      </m:oMath>
-      <w:r>
-        <w:rPr/>
-        <w:t xml:space="preserve">, residuals to unit variance), forms synthetic sampling errors </w:t>
-      </w:r>
-      <m:oMath xmlns:m="http://schemas.openxmlformats.org/officeDocument/2006/math">
-        <m:sSubSup>
-          <m:e>
-            <m:r>
-              <m:t xml:space="preserve">e</m:t>
-            </m:r>
-          </m:e>
-          <m:sub>
-            <m:r>
-              <m:t xml:space="preserve">d</m:t>
-            </m:r>
-          </m:sub>
-          <m:sup>
-            <m:r>
-              <m:t xml:space="preserve">(</m:t>
-            </m:r>
-            <m:r>
-              <m:t xml:space="preserve">b</m:t>
-            </m:r>
-            <m:r>
-              <m:t xml:space="preserve">)</m:t>
-            </m:r>
-          </m:sup>
-        </m:sSubSup>
-        <m:r>
-          <m:rPr>
-            <m:lit/>
-            <m:nor/>
-          </m:rPr>
-          <m:t xml:space="preserve">=</m:t>
-        </m:r>
-        <m:sSubSup>
-          <m:e>
-            <m:r>
-              <m:t xml:space="preserve">res</m:t>
-            </m:r>
-          </m:e>
-          <m:sub>
-            <m:r>
-              <m:t xml:space="preserve">d</m:t>
-            </m:r>
-          </m:sub>
-          <m:sup>
-            <m:r>
-              <m:t xml:space="preserve">(</m:t>
-            </m:r>
-            <m:r>
-              <m:t xml:space="preserve">b</m:t>
-            </m:r>
-            <m:r>
-              <m:t xml:space="preserve">)</m:t>
-            </m:r>
-          </m:sup>
-        </m:sSubSup>
-        <m:rad>
-          <m:radPr>
-            <m:degHide m:val="1"/>
-          </m:radPr>
-          <m:deg/>
-          <m:e>
-            <m:sSub>
-              <m:e>
-                <m:r>
-                  <m:t xml:space="preserve">ψ</m:t>
-                </m:r>
-              </m:e>
-              <m:sub>
-                <m:r>
-                  <m:t xml:space="preserve">d</m:t>
-                </m:r>
-              </m:sub>
-            </m:sSub>
-          </m:e>
-        </m:rad>
-      </m:oMath>
-      <w:r>
-        <w:rPr/>
-        <w:t>, builds a synthetic truth and observation</w:t>
+        <w:t xml:space="preserve">The package estimates final-estimator MSE by a Gaussian model-based bootstrap. It draws random effects with fitted variance and sampling errors with the fixed working sampling variance, on the model scale. It does not divide empirical residuals by an estimated standard deviation; genuine zero random-effect variance is therefore supported. Each draw has a synthetic area truth and Direct observation:</w:t>
       </w:r>
     </w:p>
     <w:p>
@@ -1779,74 +1413,7 @@
       </w:pPr>
       <w:r>
         <w:rPr/>
-        <w:t xml:space="preserve">refits the Fay–Herriot model, re-benchmarks the new EBLUPs (with </w:t>
-      </w:r>
-      <m:oMath xmlns:m="http://schemas.openxmlformats.org/officeDocument/2006/math">
-        <m:sSubSup>
-          <m:e>
-            <m:r>
-              <m:t xml:space="preserve">y</m:t>
-            </m:r>
-          </m:e>
-          <m:sub>
-            <m:r>
-              <m:t xml:space="preserve">d</m:t>
-            </m:r>
-          </m:sub>
-          <m:sup>
-            <m:r>
-              <m:t xml:space="preserve">(</m:t>
-            </m:r>
-            <m:r>
-              <m:t xml:space="preserve">b</m:t>
-            </m:r>
-            <m:r>
-              <m:t xml:space="preserve">)</m:t>
-            </m:r>
-          </m:sup>
-        </m:sSubSup>
-      </m:oMath>
-      <w:r>
-        <w:rPr/>
-        <w:t xml:space="preserve"> playing the role of the direct estimate in the refit), and compares the result to the synthetic truth. In UFH the regional targets are computed once, from the survey’s direct estimates (or taken from an uploaded file), and held fixed across replicates; only the ratio denominator, the population-weighted mean of the replicate’s EBLUPs, is recomputed. Averaging over the </w:t>
-      </w:r>
-      <m:oMath xmlns:m="http://schemas.openxmlformats.org/officeDocument/2006/math">
-        <m:r>
-          <m:t xml:space="preserve">B</m:t>
-        </m:r>
-      </m:oMath>
-      <w:r>
-        <w:rPr/>
-        <w:t xml:space="preserve"> successful replicates (</w:t>
-      </w:r>
-      <m:oMath xmlns:m="http://schemas.openxmlformats.org/officeDocument/2006/math">
-        <m:r>
-          <m:t xml:space="preserve">B</m:t>
-        </m:r>
-        <m:r>
-          <m:rPr>
-            <m:lit/>
-            <m:nor/>
-          </m:rPr>
-          <m:t xml:space="preserve">=</m:t>
-        </m:r>
-        <m:r>
-          <m:t xml:space="preserve">200</m:t>
-        </m:r>
-      </m:oMath>
-      <w:r>
-        <w:rPr/>
-        <w:t xml:space="preserve"> in the driver </w:t>
-      </w:r>
-      <w:r>
-        <w:rPr>
-          <w:rStyle w:val="VerbatimChar"/>
-        </w:rPr>
-        <w:t>01_ufh.R</w:t>
-      </w:r>
-      <w:r>
-        <w:rPr/>
-        <w:t>),</w:t>
+        <w:t xml:space="preserve">The same estimator is refitted and transformed to the reporting scale. Survey-derived benchmark targets are recomputed from the same replicate Direct values; uploaded targets remain fixed. Benchmarking follows back-transformation, including for log means. Squared errors compare the final original-scale predictor with original-scale latent truth:</w:t>
       </w:r>
     </w:p>
     <w:p>
@@ -2044,35 +1611,7 @@
       </w:pPr>
       <w:r>
         <w:rPr/>
-        <w:t xml:space="preserve">Re-running the benchmarking inside every replicate is what propagates the variability of </w:t>
-      </w:r>
-      <m:oMath xmlns:m="http://schemas.openxmlformats.org/officeDocument/2006/math">
-        <m:sSub>
-          <m:e>
-            <m:r>
-              <m:t xml:space="preserve">λ</m:t>
-            </m:r>
-          </m:e>
-          <m:sub>
-            <m:r>
-              <m:t xml:space="preserve">r</m:t>
-            </m:r>
-          </m:sub>
-        </m:sSub>
-      </m:oMath>
-      <w:r>
-        <w:rPr/>
-        <w:t xml:space="preserve"> (through its denominator) into the MSE. Replicates that fail to converge are skipped and the divisor reduced accordingly; with </w:t>
-      </w:r>
-      <w:r>
-        <w:rPr>
-          <w:rStyle w:val="VerbatimChar"/>
-        </w:rPr>
-        <w:t>MSE = FALSE</w:t>
-      </w:r>
-      <w:r>
-        <w:rPr/>
-        <w:t>, the benchmarked MSE column is filled with the unbenchmarked FH MSE as a placeholder. One exception applies to mean welfare fitted in logs. There the bootstrap benchmarks on the log scale to the survey’s own regional figures; after the back-transform, a final ratio adjustment on the currency scale (to the survey’s arithmetic regional means, or to uploaded targets) makes the estimates match the targets. That final adjustment is not repeated inside the replicates: the reported MSE is rescaled so that it keeps the currency-scale coefficient of variation obtained by delta-transforming the log-scale bootstrap MSE, which is an approximation, not the MSE of the final estimator.</w:t>
+        <w:t xml:space="preserve">All requested draws are checked for finite predictions and errors. UFH requires at least 90% successful finite replicates, otherwise uncertainty fails explicitly. Successful counts and failure reasons are recorded; MSE = FALSE leaves benchmark MSE unavailable. Final currency benchmarking is repeated inside every replicate, with no post-hoc coefficient-of-variation rescaling.</w:t>
       </w:r>
     </w:p>
     <w:p>
@@ -2326,162 +1865,7 @@
       </w:pPr>
       <w:r>
         <w:rPr/>
-        <w:t xml:space="preserve">For the MFH, the package needs not only per-period MSEs but also the cross-period covariance of prediction errors — the mean cross-product error (MCPE) — required for inference on changes. Both are estimated by a </w:t>
-      </w:r>
-      <w:r>
-        <w:rPr>
-          <w:b/>
-        </w:rPr>
-        <w:t>fully parametric bootstrap</w:t>
-      </w:r>
-      <w:r>
-        <w:rPr/>
-        <w:t xml:space="preserve"> (</w:t>
-      </w:r>
-      <w:r>
-        <w:rPr>
-          <w:rStyle w:val="VerbatimChar"/>
-        </w:rPr>
-        <w:t>pbmcpe_with_existing()</w:t>
-      </w:r>
-      <w:r>
-        <w:rPr/>
-        <w:t xml:space="preserve">, dispatching to the variant-specific routines), which draws random effects and sampling errors directly from the fitted normal model rather than resampling residuals. From the fitted object, it harvests </w:t>
-      </w:r>
-      <m:oMath xmlns:m="http://schemas.openxmlformats.org/officeDocument/2006/math">
-        <m:sSub>
-          <m:e>
-            <m:acc>
-              <m:accPr>
-                <m:chr m:val="^"/>
-              </m:accPr>
-              <m:e>
-                <m:r>
-                  <m:t xml:space="preserve">β</m:t>
-                </m:r>
-              </m:e>
-            </m:acc>
-          </m:e>
-          <m:sub>
-            <m:r>
-              <m:t xml:space="preserve">t</m:t>
-            </m:r>
-          </m:sub>
-        </m:sSub>
-      </m:oMath>
-      <w:r>
-        <w:rPr/>
-        <w:t xml:space="preserve">, the random-effect variance (scalar </w:t>
-      </w:r>
-      <m:oMath xmlns:m="http://schemas.openxmlformats.org/officeDocument/2006/math">
-        <m:sSubSup>
-          <m:e>
-            <m:acc>
-              <m:accPr>
-                <m:chr m:val="^"/>
-              </m:accPr>
-              <m:e>
-                <m:r>
-                  <m:t xml:space="preserve">σ</m:t>
-                </m:r>
-              </m:e>
-            </m:acc>
-          </m:e>
-          <m:sub>
-            <m:r>
-              <m:t xml:space="preserve">u</m:t>
-            </m:r>
-          </m:sub>
-          <m:sup>
-            <m:r>
-              <m:t xml:space="preserve">2</m:t>
-            </m:r>
-          </m:sup>
-        </m:sSubSup>
-      </m:oMath>
-      <w:r>
-        <w:rPr/>
-        <w:t xml:space="preserve"> under MFH2, length- </w:t>
-      </w:r>
-      <m:oMath xmlns:m="http://schemas.openxmlformats.org/officeDocument/2006/math">
-        <m:r>
-          <m:t xml:space="preserve">T</m:t>
-        </m:r>
-      </m:oMath>
-      <w:r>
-        <w:rPr/>
-        <w:t xml:space="preserve"> vector under MFH1/MFH3), the AR(1) coefficient </w:t>
-      </w:r>
-      <m:oMath xmlns:m="http://schemas.openxmlformats.org/officeDocument/2006/math">
-        <m:acc>
-          <m:accPr>
-            <m:chr m:val="^"/>
-          </m:accPr>
-          <m:e>
-            <m:r>
-              <m:t xml:space="preserve">ρ</m:t>
-            </m:r>
-          </m:e>
-        </m:acc>
-      </m:oMath>
-      <w:r>
-        <w:rPr/>
-        <w:t xml:space="preserve">, and </w:t>
-      </w:r>
-      <m:oMath xmlns:m="http://schemas.openxmlformats.org/officeDocument/2006/math">
-        <m:sSub>
-          <m:e>
-            <m:r>
-              <m:t xml:space="preserve">Σ</m:t>
-            </m:r>
-          </m:e>
-          <m:sub>
-            <m:r>
-              <m:t xml:space="preserve">e</m:t>
-            </m:r>
-            <m:r>
-              <m:t xml:space="preserve">,</m:t>
-            </m:r>
-            <m:r>
-              <m:t xml:space="preserve">d</m:t>
-            </m:r>
-          </m:sub>
-        </m:sSub>
-      </m:oMath>
-      <w:r>
-        <w:rPr/>
-        <w:t xml:space="preserve">. For each replicate </w:t>
-      </w:r>
-      <m:oMath xmlns:m="http://schemas.openxmlformats.org/officeDocument/2006/math">
-        <m:r>
-          <m:t xml:space="preserve">b</m:t>
-        </m:r>
-        <m:r>
-          <m:rPr>
-            <m:lit/>
-            <m:nor/>
-          </m:rPr>
-          <m:t xml:space="preserve">=</m:t>
-        </m:r>
-        <m:r>
-          <m:t xml:space="preserve">1</m:t>
-        </m:r>
-        <m:r>
-          <m:t xml:space="preserve">,</m:t>
-        </m:r>
-        <m:r>
-          <m:t xml:space="preserve">…</m:t>
-        </m:r>
-        <m:r>
-          <m:t xml:space="preserve">,</m:t>
-        </m:r>
-        <m:r>
-          <m:t xml:space="preserve">B</m:t>
-        </m:r>
-      </m:oMath>
-      <w:r>
-        <w:rPr/>
-        <w:t>:</w:t>
+        <w:t xml:space="preserve">Selected MFH annual MSEs and cross-year MCPE are computed jointly by parametric bootstrap. Random effects and sampling errors follow the fitted Gaussian covariance model. The same estimator, inverse transformation and optional final benchmark are applied in every accepted draw. MCPE is the expected product of prediction errors; it need not equal their centered covariance.</w:t>
       </w:r>
     </w:p>
     <w:p>
@@ -2838,10 +2222,182 @@
       </w:pPr>
       <w:r>
         <w:rPr/>
-        <w:t xml:space="preserve">MFH3 uses the same recursion with time-varying innovation variance </w:t>
+        <w:t xml:space="preserve">MFH3 uses u0 ~ N(0,1), then u1 = rho × u0 + a1 and the time-varying innovation recursion. MFH1 draws independent effects with a separate variance for each year. These definitions match the fitted covariance, including zero random-effect covariance.</w:t>
+      </w:r>
+    </w:p>
+    <w:p>
+      <w:pPr>
+        <w:pStyle w:val="Normal"/>
+        <w:numPr>
+          <w:ilvl w:val="0"/>
+          <w:numId w:val="7"/>
+        </w:numPr>
+        <w:rPr/>
+      </w:pPr>
+      <w:r>
+        <w:rPr>
+          <w:b/>
+        </w:rPr>
+        <w:t>Sampling errors</w:t>
+      </w:r>
+      <w:r>
+        <w:rPr/>
+        <w:t xml:space="preserve">, drawn jointly across periods, so the temporal covariance of the direct estimates is respected: </w:t>
       </w:r>
       <m:oMath xmlns:m="http://schemas.openxmlformats.org/officeDocument/2006/math">
         <m:sSubSup>
+          <m:e>
+            <m:r>
+              <m:t xml:space="preserve">e</m:t>
+            </m:r>
+          </m:e>
+          <m:sub>
+            <m:r>
+              <m:t xml:space="preserve">d</m:t>
+            </m:r>
+          </m:sub>
+          <m:sup>
+            <m:r>
+              <m:t xml:space="preserve">(</m:t>
+            </m:r>
+            <m:r>
+              <m:t xml:space="preserve">b</m:t>
+            </m:r>
+            <m:r>
+              <m:t xml:space="preserve">)</m:t>
+            </m:r>
+          </m:sup>
+        </m:sSubSup>
+        <m:r>
+          <m:t xml:space="preserve">∼</m:t>
+        </m:r>
+        <m:r>
+          <m:t xml:space="preserve">N</m:t>
+        </m:r>
+        <m:r>
+          <m:t xml:space="preserve">(</m:t>
+        </m:r>
+        <m:r>
+          <m:t xml:space="preserve">0</m:t>
+        </m:r>
+        <m:r>
+          <m:t xml:space="preserve">,</m:t>
+        </m:r>
+        <m:sSub>
+          <m:e>
+            <m:r>
+              <m:t xml:space="preserve">Σ</m:t>
+            </m:r>
+          </m:e>
+          <m:sub>
+            <m:r>
+              <m:t xml:space="preserve">e</m:t>
+            </m:r>
+            <m:r>
+              <m:t xml:space="preserve">,</m:t>
+            </m:r>
+            <m:r>
+              <m:t xml:space="preserve">d</m:t>
+            </m:r>
+          </m:sub>
+        </m:sSub>
+        <m:r>
+          <m:t xml:space="preserve">)</m:t>
+        </m:r>
+      </m:oMath>
+      <w:r>
+        <w:rPr/>
+        <w:t>.</w:t>
+      </w:r>
+    </w:p>
+    <w:p>
+      <w:pPr>
+        <w:pStyle w:val="Normal"/>
+        <w:numPr>
+          <w:ilvl w:val="0"/>
+          <w:numId w:val="2"/>
+        </w:numPr>
+        <w:rPr/>
+      </w:pPr>
+      <w:r>
+        <w:rPr>
+          <w:b/>
+        </w:rPr>
+        <w:t>Synthetic truth and observation:</w:t>
+      </w:r>
+    </w:p>
+    <w:p>
+      <w:pPr>
+        <w:pStyle w:val="FirstParagraph"/>
+        <w:spacing w:lineRule="atLeast" w:line="240" w:before="0" w:after="160"/>
+        <w:jc w:val="center"/>
+        <w:rPr/>
+      </w:pPr>
+      <w:r>
+        <w:rPr/>
+        <w:t xml:space="preserve"> </w:t>
+      </w:r>
+      <m:oMath xmlns:m="http://schemas.openxmlformats.org/officeDocument/2006/math">
+        <m:sSubSup>
+          <m:e>
+            <m:r>
+              <m:t xml:space="preserve">θ</m:t>
+            </m:r>
+          </m:e>
+          <m:sub>
+            <m:r>
+              <m:t xml:space="preserve">d</m:t>
+            </m:r>
+            <m:r>
+              <m:t xml:space="preserve">,</m:t>
+            </m:r>
+            <m:r>
+              <m:t xml:space="preserve">t</m:t>
+            </m:r>
+          </m:sub>
+          <m:sup>
+            <m:r>
+              <m:t xml:space="preserve">(</m:t>
+            </m:r>
+            <m:r>
+              <m:t xml:space="preserve">b</m:t>
+            </m:r>
+            <m:r>
+              <m:t xml:space="preserve">)</m:t>
+            </m:r>
+          </m:sup>
+        </m:sSubSup>
+        <m:r>
+          <m:rPr>
+            <m:lit/>
+            <m:nor/>
+          </m:rPr>
+          <m:t xml:space="preserve">=</m:t>
+        </m:r>
+        <m:sSubSup>
+          <m:e>
+            <m:r>
+              <m:t xml:space="preserve">x</m:t>
+            </m:r>
+          </m:e>
+          <m:sub>
+            <m:r>
+              <m:t xml:space="preserve">d</m:t>
+            </m:r>
+            <m:r>
+              <m:t xml:space="preserve">,</m:t>
+            </m:r>
+            <m:r>
+              <m:t xml:space="preserve">t</m:t>
+            </m:r>
+          </m:sub>
+          <m:sup>
+            <m:r>
+              <m:t xml:space="preserve">⊤</m:t>
+            </m:r>
+          </m:sup>
+        </m:sSubSup>
+        <m:sSub>
           <m:e>
             <m:acc>
               <m:accPr>
@@ -2849,15 +2405,34 @@
               </m:accPr>
               <m:e>
                 <m:r>
-                  <m:t xml:space="preserve">σ</m:t>
+                  <m:t xml:space="preserve">β</m:t>
                 </m:r>
               </m:e>
             </m:acc>
           </m:e>
           <m:sub>
             <m:r>
+              <m:t xml:space="preserve">t</m:t>
+            </m:r>
+          </m:sub>
+        </m:sSub>
+        <m:r>
+          <m:rPr>
+            <m:lit/>
+            <m:nor/>
+          </m:rPr>
+          <m:t xml:space="preserve">+</m:t>
+        </m:r>
+        <m:sSubSup>
+          <m:e>
+            <m:r>
               <m:t xml:space="preserve">u</m:t>
             </m:r>
+          </m:e>
+          <m:sub>
+            <m:r>
+              <m:t xml:space="preserve">d</m:t>
+            </m:r>
             <m:r>
               <m:t xml:space="preserve">,</m:t>
             </m:r>
@@ -2867,19 +2442,48 @@
           </m:sub>
           <m:sup>
             <m:r>
-              <m:t xml:space="preserve">2</m:t>
+              <m:t xml:space="preserve">(</m:t>
+            </m:r>
+            <m:r>
+              <m:t xml:space="preserve">b</m:t>
+            </m:r>
+            <m:r>
+              <m:t xml:space="preserve">)</m:t>
             </m:r>
           </m:sup>
         </m:sSubSup>
-      </m:oMath>
-      <w:r>
-        <w:rPr/>
-        <w:t xml:space="preserve"> and a non-stationary first period (a stationary initialization does not strictly exist in the heteroskedastic case); MFH1 sets </w:t>
-      </w:r>
-      <m:oMath xmlns:m="http://schemas.openxmlformats.org/officeDocument/2006/math">
-        <m:r>
-          <m:t xml:space="preserve">ρ</m:t>
-        </m:r>
+        <m:r>
+          <m:t xml:space="preserve">,</m:t>
+        </m:r>
+        <m:sSubSup>
+          <m:e>
+            <m:r>
+              <m:t xml:space="preserve">y</m:t>
+            </m:r>
+          </m:e>
+          <m:sub>
+            <m:r>
+              <m:t xml:space="preserve">d</m:t>
+            </m:r>
+            <m:r>
+              <m:t xml:space="preserve">,</m:t>
+            </m:r>
+            <m:r>
+              <m:t xml:space="preserve">t</m:t>
+            </m:r>
+          </m:sub>
+          <m:sup>
+            <m:r>
+              <m:t xml:space="preserve">(</m:t>
+            </m:r>
+            <m:r>
+              <m:t xml:space="preserve">b</m:t>
+            </m:r>
+            <m:r>
+              <m:t xml:space="preserve">)</m:t>
+            </m:r>
+          </m:sup>
+        </m:sSubSup>
         <m:r>
           <m:rPr>
             <m:lit/>
@@ -2887,19 +2491,10 @@
           </m:rPr>
           <m:t xml:space="preserve">=</m:t>
         </m:r>
-        <m:r>
-          <m:t xml:space="preserve">0</m:t>
-        </m:r>
-      </m:oMath>
-      <w:r>
-        <w:rPr/>
-        <w:t xml:space="preserve"> and draws </w:t>
-      </w:r>
-      <m:oMath xmlns:m="http://schemas.openxmlformats.org/officeDocument/2006/math">
         <m:sSubSup>
           <m:e>
             <m:r>
-              <m:t xml:space="preserve">u</m:t>
+              <m:t xml:space="preserve">θ</m:t>
             </m:r>
           </m:e>
           <m:sub>
@@ -2925,251 +2520,6 @@
             </m:r>
           </m:sup>
         </m:sSubSup>
-        <m:r>
-          <m:t xml:space="preserve">∼</m:t>
-        </m:r>
-        <m:r>
-          <m:t xml:space="preserve">N</m:t>
-        </m:r>
-        <m:r>
-          <m:t xml:space="preserve">(</m:t>
-        </m:r>
-        <m:r>
-          <m:t xml:space="preserve">0</m:t>
-        </m:r>
-        <m:r>
-          <m:t xml:space="preserve">,</m:t>
-        </m:r>
-        <m:sSubSup>
-          <m:e>
-            <m:acc>
-              <m:accPr>
-                <m:chr m:val="^"/>
-              </m:accPr>
-              <m:e>
-                <m:r>
-                  <m:t xml:space="preserve">σ</m:t>
-                </m:r>
-              </m:e>
-            </m:acc>
-          </m:e>
-          <m:sub>
-            <m:r>
-              <m:t xml:space="preserve">u</m:t>
-            </m:r>
-            <m:r>
-              <m:t xml:space="preserve">,</m:t>
-            </m:r>
-            <m:r>
-              <m:t xml:space="preserve">t</m:t>
-            </m:r>
-          </m:sub>
-          <m:sup>
-            <m:r>
-              <m:t xml:space="preserve">2</m:t>
-            </m:r>
-          </m:sup>
-        </m:sSubSup>
-        <m:r>
-          <m:t xml:space="preserve">)</m:t>
-        </m:r>
-      </m:oMath>
-      <w:r>
-        <w:rPr/>
-        <w:t xml:space="preserve"> independently.</w:t>
-      </w:r>
-    </w:p>
-    <w:p>
-      <w:pPr>
-        <w:pStyle w:val="Normal"/>
-        <w:numPr>
-          <w:ilvl w:val="0"/>
-          <w:numId w:val="7"/>
-        </w:numPr>
-        <w:rPr/>
-      </w:pPr>
-      <w:r>
-        <w:rPr>
-          <w:b/>
-        </w:rPr>
-        <w:t>Sampling errors</w:t>
-      </w:r>
-      <w:r>
-        <w:rPr/>
-        <w:t xml:space="preserve">, drawn jointly across periods, so the temporal covariance of the direct estimates is respected: </w:t>
-      </w:r>
-      <m:oMath xmlns:m="http://schemas.openxmlformats.org/officeDocument/2006/math">
-        <m:sSubSup>
-          <m:e>
-            <m:r>
-              <m:t xml:space="preserve">e</m:t>
-            </m:r>
-          </m:e>
-          <m:sub>
-            <m:r>
-              <m:t xml:space="preserve">d</m:t>
-            </m:r>
-          </m:sub>
-          <m:sup>
-            <m:r>
-              <m:t xml:space="preserve">(</m:t>
-            </m:r>
-            <m:r>
-              <m:t xml:space="preserve">b</m:t>
-            </m:r>
-            <m:r>
-              <m:t xml:space="preserve">)</m:t>
-            </m:r>
-          </m:sup>
-        </m:sSubSup>
-        <m:r>
-          <m:t xml:space="preserve">∼</m:t>
-        </m:r>
-        <m:r>
-          <m:t xml:space="preserve">N</m:t>
-        </m:r>
-        <m:r>
-          <m:t xml:space="preserve">(</m:t>
-        </m:r>
-        <m:r>
-          <m:t xml:space="preserve">0</m:t>
-        </m:r>
-        <m:r>
-          <m:t xml:space="preserve">,</m:t>
-        </m:r>
-        <m:sSub>
-          <m:e>
-            <m:r>
-              <m:t xml:space="preserve">Σ</m:t>
-            </m:r>
-          </m:e>
-          <m:sub>
-            <m:r>
-              <m:t xml:space="preserve">e</m:t>
-            </m:r>
-            <m:r>
-              <m:t xml:space="preserve">,</m:t>
-            </m:r>
-            <m:r>
-              <m:t xml:space="preserve">d</m:t>
-            </m:r>
-          </m:sub>
-        </m:sSub>
-        <m:r>
-          <m:t xml:space="preserve">)</m:t>
-        </m:r>
-      </m:oMath>
-      <w:r>
-        <w:rPr/>
-        <w:t>.</w:t>
-      </w:r>
-    </w:p>
-    <w:p>
-      <w:pPr>
-        <w:pStyle w:val="Normal"/>
-        <w:numPr>
-          <w:ilvl w:val="0"/>
-          <w:numId w:val="2"/>
-        </w:numPr>
-        <w:rPr/>
-      </w:pPr>
-      <w:r>
-        <w:rPr>
-          <w:b/>
-        </w:rPr>
-        <w:t>Synthetic truth and observation:</w:t>
-      </w:r>
-    </w:p>
-    <w:p>
-      <w:pPr>
-        <w:pStyle w:val="FirstParagraph"/>
-        <w:spacing w:lineRule="atLeast" w:line="240" w:before="0" w:after="160"/>
-        <w:jc w:val="center"/>
-        <w:rPr/>
-      </w:pPr>
-      <w:r>
-        <w:rPr/>
-        <w:t xml:space="preserve"> </w:t>
-      </w:r>
-      <m:oMath xmlns:m="http://schemas.openxmlformats.org/officeDocument/2006/math">
-        <m:sSubSup>
-          <m:e>
-            <m:r>
-              <m:t xml:space="preserve">θ</m:t>
-            </m:r>
-          </m:e>
-          <m:sub>
-            <m:r>
-              <m:t xml:space="preserve">d</m:t>
-            </m:r>
-            <m:r>
-              <m:t xml:space="preserve">,</m:t>
-            </m:r>
-            <m:r>
-              <m:t xml:space="preserve">t</m:t>
-            </m:r>
-          </m:sub>
-          <m:sup>
-            <m:r>
-              <m:t xml:space="preserve">(</m:t>
-            </m:r>
-            <m:r>
-              <m:t xml:space="preserve">b</m:t>
-            </m:r>
-            <m:r>
-              <m:t xml:space="preserve">)</m:t>
-            </m:r>
-          </m:sup>
-        </m:sSubSup>
-        <m:r>
-          <m:rPr>
-            <m:lit/>
-            <m:nor/>
-          </m:rPr>
-          <m:t xml:space="preserve">=</m:t>
-        </m:r>
-        <m:sSubSup>
-          <m:e>
-            <m:r>
-              <m:t xml:space="preserve">x</m:t>
-            </m:r>
-          </m:e>
-          <m:sub>
-            <m:r>
-              <m:t xml:space="preserve">d</m:t>
-            </m:r>
-            <m:r>
-              <m:t xml:space="preserve">,</m:t>
-            </m:r>
-            <m:r>
-              <m:t xml:space="preserve">t</m:t>
-            </m:r>
-          </m:sub>
-          <m:sup>
-            <m:r>
-              <m:t xml:space="preserve">⊤</m:t>
-            </m:r>
-          </m:sup>
-        </m:sSubSup>
-        <m:sSub>
-          <m:e>
-            <m:acc>
-              <m:accPr>
-                <m:chr m:val="^"/>
-              </m:accPr>
-              <m:e>
-                <m:r>
-                  <m:t xml:space="preserve">β</m:t>
-                </m:r>
-              </m:e>
-            </m:acc>
-          </m:e>
-          <m:sub>
-            <m:r>
-              <m:t xml:space="preserve">t</m:t>
-            </m:r>
-          </m:sub>
-        </m:sSub>
         <m:r>
           <m:rPr>
             <m:lit/>
@@ -3180,110 +2530,6 @@
         <m:sSubSup>
           <m:e>
             <m:r>
-              <m:t xml:space="preserve">u</m:t>
-            </m:r>
-          </m:e>
-          <m:sub>
-            <m:r>
-              <m:t xml:space="preserve">d</m:t>
-            </m:r>
-            <m:r>
-              <m:t xml:space="preserve">,</m:t>
-            </m:r>
-            <m:r>
-              <m:t xml:space="preserve">t</m:t>
-            </m:r>
-          </m:sub>
-          <m:sup>
-            <m:r>
-              <m:t xml:space="preserve">(</m:t>
-            </m:r>
-            <m:r>
-              <m:t xml:space="preserve">b</m:t>
-            </m:r>
-            <m:r>
-              <m:t xml:space="preserve">)</m:t>
-            </m:r>
-          </m:sup>
-        </m:sSubSup>
-        <m:r>
-          <m:t xml:space="preserve">,</m:t>
-        </m:r>
-        <m:sSubSup>
-          <m:e>
-            <m:r>
-              <m:t xml:space="preserve">y</m:t>
-            </m:r>
-          </m:e>
-          <m:sub>
-            <m:r>
-              <m:t xml:space="preserve">d</m:t>
-            </m:r>
-            <m:r>
-              <m:t xml:space="preserve">,</m:t>
-            </m:r>
-            <m:r>
-              <m:t xml:space="preserve">t</m:t>
-            </m:r>
-          </m:sub>
-          <m:sup>
-            <m:r>
-              <m:t xml:space="preserve">(</m:t>
-            </m:r>
-            <m:r>
-              <m:t xml:space="preserve">b</m:t>
-            </m:r>
-            <m:r>
-              <m:t xml:space="preserve">)</m:t>
-            </m:r>
-          </m:sup>
-        </m:sSubSup>
-        <m:r>
-          <m:rPr>
-            <m:lit/>
-            <m:nor/>
-          </m:rPr>
-          <m:t xml:space="preserve">=</m:t>
-        </m:r>
-        <m:sSubSup>
-          <m:e>
-            <m:r>
-              <m:t xml:space="preserve">θ</m:t>
-            </m:r>
-          </m:e>
-          <m:sub>
-            <m:r>
-              <m:t xml:space="preserve">d</m:t>
-            </m:r>
-            <m:r>
-              <m:t xml:space="preserve">,</m:t>
-            </m:r>
-            <m:r>
-              <m:t xml:space="preserve">t</m:t>
-            </m:r>
-          </m:sub>
-          <m:sup>
-            <m:r>
-              <m:t xml:space="preserve">(</m:t>
-            </m:r>
-            <m:r>
-              <m:t xml:space="preserve">b</m:t>
-            </m:r>
-            <m:r>
-              <m:t xml:space="preserve">)</m:t>
-            </m:r>
-          </m:sup>
-        </m:sSubSup>
-        <m:r>
-          <m:rPr>
-            <m:lit/>
-            <m:nor/>
-          </m:rPr>
-          <m:t xml:space="preserve">+</m:t>
-        </m:r>
-        <m:sSubSup>
-          <m:e>
-            <m:r>
               <m:t xml:space="preserve">e</m:t>
             </m:r>
           </m:e>
@@ -3329,140 +2575,8 @@
         <w:rPr/>
       </w:pPr>
       <w:r>
-        <w:rPr>
-          <w:b/>
-        </w:rPr>
-        <w:t>Refit</w:t>
-      </w:r>
-      <w:r>
-        <w:rPr/>
-        <w:t xml:space="preserve"> the same MFH variant on </w:t>
-      </w:r>
-      <m:oMath xmlns:m="http://schemas.openxmlformats.org/officeDocument/2006/math">
-        <m:sSup>
-          <m:e>
-            <m:r>
-              <m:t xml:space="preserve">y</m:t>
-            </m:r>
-          </m:e>
-          <m:sup>
-            <m:r>
-              <m:t xml:space="preserve">(</m:t>
-            </m:r>
-            <m:r>
-              <m:t xml:space="preserve">b</m:t>
-            </m:r>
-            <m:r>
-              <m:t xml:space="preserve">)</m:t>
-            </m:r>
-          </m:sup>
-        </m:sSup>
-      </m:oMath>
-      <w:r>
-        <w:rPr/>
-        <w:t xml:space="preserve"> to obtain bootstrap EBLUPs </w:t>
-      </w:r>
-      <m:oMath xmlns:m="http://schemas.openxmlformats.org/officeDocument/2006/math">
-        <m:sSubSup>
-          <m:e>
-            <m:acc>
-              <m:accPr>
-                <m:chr m:val="^"/>
-              </m:accPr>
-              <m:e>
-                <m:r>
-                  <m:t xml:space="preserve">θ</m:t>
-                </m:r>
-              </m:e>
-            </m:acc>
-          </m:e>
-          <m:sub>
-            <m:r>
-              <m:t xml:space="preserve">d</m:t>
-            </m:r>
-            <m:r>
-              <m:t xml:space="preserve">,</m:t>
-            </m:r>
-            <m:r>
-              <m:t xml:space="preserve">t</m:t>
-            </m:r>
-          </m:sub>
-          <m:sup>
-            <m:r>
-              <m:t xml:space="preserve">(</m:t>
-            </m:r>
-            <m:r>
-              <m:t xml:space="preserve">b</m:t>
-            </m:r>
-            <m:r>
-              <m:t xml:space="preserve">)</m:t>
-            </m:r>
-          </m:sup>
-        </m:sSubSup>
-      </m:oMath>
-      <w:r>
-        <w:rPr/>
-        <w:t xml:space="preserve">. Non-convergent replicates are skipped, counted in </w:t>
-      </w:r>
-      <w:r>
-        <w:rPr>
-          <w:rStyle w:val="VerbatimChar"/>
-        </w:rPr>
-        <w:t>fails</w:t>
-      </w:r>
-      <w:r>
-        <w:rPr/>
-        <w:t>, and redrawn, up to a hard cap (</w:t>
-      </w:r>
-      <w:r>
-        <w:rPr>
-          <w:rStyle w:val="VerbatimChar"/>
-        </w:rPr>
-        <w:t>max_attempts</w:t>
-      </w:r>
-      <w:r>
-        <w:rPr/>
-        <w:t xml:space="preserve">, default </w:t>
-      </w:r>
-      <m:oMath xmlns:m="http://schemas.openxmlformats.org/officeDocument/2006/math">
-        <m:r>
-          <m:t xml:space="preserve">5</m:t>
-        </m:r>
-        <m:r>
-          <m:t xml:space="preserve">B</m:t>
-        </m:r>
-      </m:oMath>
-      <w:r>
-        <w:rPr/>
-        <w:t xml:space="preserve">); the divisor is the number of </w:t>
-      </w:r>
-      <w:r>
-        <w:rPr>
-          <w:i/>
-        </w:rPr>
-        <w:t>successful</w:t>
-      </w:r>
-      <w:r>
-        <w:rPr/>
-        <w:t xml:space="preserve"> replicates </w:t>
-      </w:r>
-      <m:oMath xmlns:m="http://schemas.openxmlformats.org/officeDocument/2006/math">
-        <m:sSub>
-          <m:e>
-            <m:r>
-              <m:t xml:space="preserve">n</m:t>
-            </m:r>
-          </m:e>
-          <m:sub>
-            <m:r>
-              <m:t xml:space="preserve">valid</m:t>
-            </m:r>
-          </m:sub>
-        </m:sSub>
-      </m:oMath>
-      <w:r>
-        <w:rPr/>
-        <w:t>, so failures do not deflate the estimate.</w:t>
+        <w:rPr/>
+        <w:t xml:space="preserve">Refit the same MFH variant and require usable numerical endpoint checks and finite predictions for all included domains and periods. Failed draws are counted and retried up to the attempt limit. A draw is accepted jointly; all annual MSE and MCPE entries share the same accepted draws and divisor.</w:t>
       </w:r>
     </w:p>
     <w:p>
@@ -3945,7 +3059,7 @@
       </w:pPr>
       <w:r>
         <w:rPr/>
-        <w:t>The MSE fills the diagonal and the MCPE the off-diagonals of each domain’s prediction-error covariance matrix over time. Point estimates reported to the user come from the original model fit; only the MSE/MCPE come from the bootstrap. The driver 02_mfh.R uses the configurable mcpe_nB value (interactive default B = 200; minimum 50) and passes MAXITER = 100 and PRECISION = 1e-4 to the variant-specific bootstrap refits. For production inference, use at least 500 replications after checking Monte Carlo stability.</w:t>
+        <w:t xml:space="preserve">The joint second-moment matrix supplies both selected annual MSEs and MCPE. Original point estimates come from the original fit. Requested and successful counts, attempts and Monte Carlo errors are recorded. The shared Bootstrap replicates control defaults to 500 for UFH, MFH and benchmarking, while preserving explicit older saved counts. Select replication after stability checks; a larger count does not guarantee coverage.</w:t>
       </w:r>
     </w:p>
     <w:p>
@@ -3955,7 +3069,15 @@
       </w:pPr>
       <w:r>
         <w:rPr/>
-        <w:t>For robust MFH2 refits, inversion method, fallback status, and g3/MSE availability are written to mfh_numerical_diagnostics.csv and run_metadata.rds and are displayed in the run log and final report. If Fisher information remains unavailable, g3, MSE, and CV are reported as unavailable rather than as a partial MSE.</w:t>
+        <w:t xml:space="preserve">The numerical check assesses REML score, local curvature and feasible boundary directions in addition to the package convergence flag. A positive variance alone does not establish convergence. MFH2 is refitted when necessary using the same REML objective, exact gradients and several feasible starts; a usable original fit is preserved and an inferior refit is rejected. A valid zero random-effect covariance is allowed, including in bootstrap refits. The AR(1) correlation is bounded numerically at ±0.999999; an accepted endpoint approximates a limiting stationary fit and warrants sensitivity review. Analytic g3/Fisher-information availability is separately reported. A valid bootstrap can provide uncertainty even when analytic g3 is unavailable.</w:t>
+      </w:r>
+    </w:p>
+    <w:p>
+      <w:pPr>
+        <w:pStyle w:val="Normal"/>
+      </w:pPr>
+      <w:r>
+        <w:t xml:space="preserve">Boundary-sensitive inference. If the original MFH fit has zero random-effect covariance or reaches the numerical correlation limit, point estimates are retained and inference_status is boundary_sensitive. Normal or delta-method intervals and p-values are provisional: numerical convergence does not establish their coverage. Reports flag this condition and record the count and fraction of accepted bootstrap fits at a boundary. Increasing the bootstrap count reduces Monte Carlo error but does not remedy boundary undercoverage. Review the current validation status and assess model sensitivity before using these results for substantive significance claims.</w:t>
       </w:r>
     </w:p>
     <w:p>
@@ -3977,35 +3099,7 @@
       </w:pPr>
       <w:r>
         <w:rPr/>
-        <w:t xml:space="preserve">Benchmarking is applied independently within each region and period by </w:t>
-      </w:r>
-      <w:r>
-        <w:rPr>
-          <w:rStyle w:val="VerbatimChar"/>
-        </w:rPr>
-        <w:t>bench_regional_mfh()</w:t>
-      </w:r>
-      <w:r>
-        <w:rPr/>
-        <w:t xml:space="preserve">, on a common set of domains </w:t>
-      </w:r>
-      <m:oMath xmlns:m="http://schemas.openxmlformats.org/officeDocument/2006/math">
-        <m:sSub>
-          <m:e>
-            <m:r>
-              <m:t xml:space="preserve">B</m:t>
-            </m:r>
-          </m:e>
-          <m:sub>
-            <m:r>
-              <m:t xml:space="preserve">rt</m:t>
-            </m:r>
-          </m:sub>
-        </m:sSub>
-      </m:oMath>
-      <w:r>
-        <w:rPr/>
-        <w:t xml:space="preserve"> (those with a finite direct estimate, EBLUP, and population weight):</w:t>
+        <w:t xml:space="preserve">Benchmarking applies a ratio adjustment separately by group and year to the final reporting-scale estimates, using the requested population coverage and positive aggregation weights:</w:t>
       </w:r>
     </w:p>
     <w:p>
@@ -4559,116 +3653,7 @@
       </w:pPr>
       <w:r>
         <w:rPr/>
-        <w:t xml:space="preserve">where the regional target behind </w:t>
-      </w:r>
-      <m:oMath xmlns:m="http://schemas.openxmlformats.org/officeDocument/2006/math">
-        <m:sSubSup>
-          <m:e>
-            <m:r>
-              <m:t xml:space="preserve">λ</m:t>
-            </m:r>
-          </m:e>
-          <m:sub>
-            <m:r>
-              <m:t xml:space="preserve">rt</m:t>
-            </m:r>
-          </m:sub>
-          <m:sup>
-            <m:r>
-              <m:t xml:space="preserve">(</m:t>
-            </m:r>
-            <m:r>
-              <m:t xml:space="preserve">b</m:t>
-            </m:r>
-            <m:r>
-              <m:t xml:space="preserve">)</m:t>
-            </m:r>
-          </m:sup>
-        </m:sSubSup>
-      </m:oMath>
-      <w:r>
-        <w:rPr/>
-        <w:t xml:space="preserve"> is recomputed for every replicate (unlike UFH, where the survey targets are held fixed) from the bootstrap direct estimates </w:t>
-      </w:r>
-      <m:oMath xmlns:m="http://schemas.openxmlformats.org/officeDocument/2006/math">
-        <m:sSubSup>
-          <m:e>
-            <m:r>
-              <m:t xml:space="preserve">y</m:t>
-            </m:r>
-          </m:e>
-          <m:sub>
-            <m:r>
-              <m:t xml:space="preserve">d</m:t>
-            </m:r>
-            <m:r>
-              <m:t xml:space="preserve">,</m:t>
-            </m:r>
-            <m:r>
-              <m:t xml:space="preserve">t</m:t>
-            </m:r>
-          </m:sub>
-          <m:sup>
-            <m:r>
-              <m:t xml:space="preserve">(</m:t>
-            </m:r>
-            <m:r>
-              <m:t xml:space="preserve">b</m:t>
-            </m:r>
-            <m:r>
-              <m:t xml:space="preserve">)</m:t>
-            </m:r>
-          </m:sup>
-        </m:sSubSup>
-      </m:oMath>
-      <w:r>
-        <w:rPr/>
-        <w:t xml:space="preserve"> (or held fixed if an external benchmark matrix was supplied, i.e., treated as known, so the sampling error of uploaded targets is not included in the MSE). For mean welfare fitted in logs, the survey’s own log-scale regional figures are used here, and uploaded targets enter only through the final currency-scale adjustment described in Part I, with the same approximation for the MSE. Crucially, errors are still measured against the </w:t>
-      </w:r>
-      <w:r>
-        <w:rPr>
-          <w:i/>
-        </w:rPr>
-        <w:t>unbenchmarked</w:t>
-      </w:r>
-      <w:r>
-        <w:rPr/>
-        <w:t xml:space="preserve"> synthetic truth </w:t>
-      </w:r>
-      <m:oMath xmlns:m="http://schemas.openxmlformats.org/officeDocument/2006/math">
-        <m:sSubSup>
-          <m:e>
-            <m:r>
-              <m:t xml:space="preserve">θ</m:t>
-            </m:r>
-          </m:e>
-          <m:sub>
-            <m:r>
-              <m:t xml:space="preserve">d</m:t>
-            </m:r>
-            <m:r>
-              <m:t xml:space="preserve">,</m:t>
-            </m:r>
-            <m:r>
-              <m:t xml:space="preserve">t</m:t>
-            </m:r>
-          </m:sub>
-          <m:sup>
-            <m:r>
-              <m:t xml:space="preserve">(</m:t>
-            </m:r>
-            <m:r>
-              <m:t xml:space="preserve">b</m:t>
-            </m:r>
-            <m:r>
-              <m:t xml:space="preserve">)</m:t>
-            </m:r>
-          </m:sup>
-        </m:sSubSup>
-      </m:oMath>
-      <w:r>
-        <w:rPr/>
-        <w:t>, following Datta et al. (2011):</w:t>
+        <w:t xml:space="preserve">The survey target in each draw is recomputed from that draw’s Direct estimates. Uploaded targets remain fixed. For log means, Direct observations, predictions and truth are first returned to currency units, then benchmarked; MSE and MCPE are computed from final currency-scale errors. These errors are measured against unbenchmarked synthetic truth:</w:t>
       </w:r>
     </w:p>
     <w:p>
@@ -5098,7 +4083,7 @@
       </w:pPr>
       <w:r>
         <w:rPr/>
-        <w:t>The benchmarked MSE therefore absorbs both the variance of the benchmarking adjustment and any domain-level bias introduced by benchmarking. The bootstrap size is configurable through bench_nB (default B = 200), with seed = 123. When only one time period is supplied, no cross-time term exists and mcpe_bench is NULL.</w:t>
+        <w:t xml:space="preserve">Benchmarked MSE includes the adjustment’s variability and prediction bias under the bootstrap model. The seed and requested replication count are configurable and retained. The same fixed sampling covariance inputs drive the original fit, simulated data and each refit.</w:t>
       </w:r>
     </w:p>
     <w:p>
@@ -5496,7 +4481,7 @@
       </w:pPr>
       <w:r>
         <w:rPr/>
-        <w:t>The package reports an unadjusted 95% confidence interval and a raw p_value for each change. The unadjusted significant_unadjusted flag corresponds to the raw test. Across the tested areas, p_value_bh applies the Benjamini–Hochberg adjustment, and p_value_bonferroni the Bonferroni adjustment. The principal significant flag, which colours the significance plots, is the unadjusted test (it equals significant_unadjusted); the change maps are coloured by the size and direction of the change, not by significance, so at alpha = 0.05 it matches whether the 95% interval excludes zero. significant_bh and significant_bonferroni are sensitivity flags; use them for any statement about how many domains changed, because an interval that excludes zero does not by itself establish multiplicity-adjusted significance. Because the two periods’ errors are usually positively correlated—the same auxiliary data and random effect feed both—the MCPE term is typically positive and reduces the variance of the change; ignoring it overstates uncertainty.</w:t>
+        <w:t xml:space="preserve">Pointwise 95% intervals and raw p-values remain the primary display. BH and Bonferroni adjusted p-values and significance flags support sensitivity statements across areas. Positive MCPE reduces the change MSE when annual MSEs are held fixed, but its sign is estimated, not assumed. Unavailable or invalid joint moments produce unavailable inference.</w:t>
       </w:r>
     </w:p>
     <w:p>
@@ -5515,35 +4500,8 @@
         <w:rPr/>
       </w:pPr>
       <w:r>
-        <w:rPr>
-          <w:b/>
-        </w:rPr>
-        <w:t>Numerical guard.</w:t>
-      </w:r>
-      <w:r>
-        <w:rPr/>
-        <w:t xml:space="preserve"> Bootstrap noise (especially with small </w:t>
-      </w:r>
-      <m:oMath xmlns:m="http://schemas.openxmlformats.org/officeDocument/2006/math">
-        <m:r>
-          <m:t xml:space="preserve">B</m:t>
-        </m:r>
-      </m:oMath>
-      <w:r>
-        <w:rPr/>
-        <w:t xml:space="preserve">) can make </w:t>
-      </w:r>
-      <m:oMath xmlns:m="http://schemas.openxmlformats.org/officeDocument/2006/math">
-        <m:r>
-          <m:t xml:space="preserve">2</m:t>
-        </m:r>
-        <m:r>
-          <m:t xml:space="preserve">MCPE</m:t>
-        </m:r>
-      </m:oMath>
-      <w:r>
-        <w:rPr/>
-        <w:t xml:space="preserve"> large enough to push the covariance-adjusted MSE negative. The covariance-adjusted MSE is used whenever it is positive and finite, however small. Only when it is zero, negative or not finite does the code fall back to</w:t>
+        <w:rPr/>
+        <w:t xml:space="preserve">Joint-moment guard. All three moments must come from the same accepted draws. A valid second-moment matrix obeys |MCPE| ≤ sqrt(MSE1 × MSE2), up to roundoff. The implementation checks this bound and finite nonnegative diagonal entries. It does not replace invalid moments with independence.</w:t>
       </w:r>
     </w:p>
     <w:p>
@@ -5555,112 +4513,7 @@
       </w:pPr>
       <w:r>
         <w:rPr/>
-        <w:t xml:space="preserve"> </w:t>
-      </w:r>
-      <m:oMath xmlns:m="http://schemas.openxmlformats.org/officeDocument/2006/math">
-        <m:r>
-          <m:t xml:space="preserve">MSE</m:t>
-        </m:r>
-        <m:r>
-          <m:t xml:space="preserve">(</m:t>
-        </m:r>
-        <m:sSub>
-          <m:e>
-            <m:acc>
-              <m:accPr>
-                <m:chr m:val="^"/>
-              </m:accPr>
-              <m:e>
-                <m:r>
-                  <m:t xml:space="preserve">Δ</m:t>
-                </m:r>
-              </m:e>
-            </m:acc>
-          </m:e>
-          <m:sub>
-            <m:r>
-              <m:t xml:space="preserve">d</m:t>
-            </m:r>
-          </m:sub>
-        </m:sSub>
-        <m:r>
-          <m:t xml:space="preserve">)</m:t>
-        </m:r>
-        <m:r>
-          <m:rPr>
-            <m:lit/>
-            <m:nor/>
-          </m:rPr>
-          <m:t xml:space="preserve">=</m:t>
-        </m:r>
-        <m:sSub>
-          <m:e>
-            <m:r>
-              <m:t xml:space="preserve">MSE</m:t>
-            </m:r>
-          </m:e>
-          <m:sub>
-            <m:r>
-              <m:t xml:space="preserve">d</m:t>
-            </m:r>
-            <m:r>
-              <m:t xml:space="preserve">,</m:t>
-            </m:r>
-            <m:sSub>
-              <m:e>
-                <m:r>
-                  <m:t xml:space="preserve">t</m:t>
-                </m:r>
-              </m:e>
-              <m:sub>
-                <m:r>
-                  <m:t xml:space="preserve">1</m:t>
-                </m:r>
-              </m:sub>
-            </m:sSub>
-          </m:sub>
-        </m:sSub>
-        <m:r>
-          <m:rPr>
-            <m:lit/>
-            <m:nor/>
-          </m:rPr>
-          <m:t xml:space="preserve">+</m:t>
-        </m:r>
-        <m:sSub>
-          <m:e>
-            <m:r>
-              <m:t xml:space="preserve">MSE</m:t>
-            </m:r>
-          </m:e>
-          <m:sub>
-            <m:r>
-              <m:t xml:space="preserve">d</m:t>
-            </m:r>
-            <m:r>
-              <m:t xml:space="preserve">,</m:t>
-            </m:r>
-            <m:sSub>
-              <m:e>
-                <m:r>
-                  <m:t xml:space="preserve">t</m:t>
-                </m:r>
-              </m:e>
-              <m:sub>
-                <m:r>
-                  <m:t xml:space="preserve">2</m:t>
-                </m:r>
-              </m:sub>
-            </m:sSub>
-          </m:sub>
-        </m:sSub>
-        <m:r>
-          <m:t xml:space="preserve">,</m:t>
-        </m:r>
-      </m:oMath>
-      <w:r>
-        <w:rPr/>
-        <w:t xml:space="preserve"> </w:t>
+        <w:t xml:space="preserve">MFH: invalid joint moments ⇒ unavailable uncertainty; Direct/UFH: MCPE = 0 is an explicit period-independence assumption.</w:t>
       </w:r>
     </w:p>
     <w:p>
@@ -5670,17 +4523,7 @@
       </w:pPr>
       <w:r>
         <w:rPr/>
-        <w:t xml:space="preserve">and mark those rows with mse_fallback_used = TRUE and mse_rule = "independence_fallback" in the MFH step’s change tables (the Comparison step’s significance table carries mse_fallback_used). The fallback is larger than the non-positive adjusted value, but it is a substitute rather than an estimate of the true variance of the change, so it should not be read as conservative in every case; interpret the intervals and p-values of flagged rows with caution. The guard sits inside </w:t>
-      </w:r>
-      <w:r>
-        <w:rPr>
-          <w:rStyle w:val="VerbatimChar"/>
-        </w:rPr>
-        <w:t>compare_mfh()</w:t>
-      </w:r>
-      <w:r>
-        <w:rPr/>
-        <w:t xml:space="preserve"> and in the later currency-scale recomputations in 02_mfh.R, and applies identically to benchmarked and unbenchmarked runs.</w:t>
+        <w:t xml:space="preserve">Unavailable moments, invalid joint moments and zero inferential variance are recorded with diagnostic status and unavailable intervals or p-values. A higher bootstrap count may reduce simulation error, but does not repair model misspecification. Period independence for Direct and UFH requires separate justification when surveys overlap.</w:t>
       </w:r>
     </w:p>
     <w:p>
@@ -5689,61 +4532,8 @@
         <w:rPr/>
       </w:pPr>
       <w:r>
-        <w:rPr>
-          <w:b/>
-        </w:rPr>
-        <w:t>Log-transformed mean welfare.</w:t>
-      </w:r>
-      <w:r>
-        <w:rPr/>
-        <w:t xml:space="preserve"> When the indicator is mean welfare modeled on the log scale, both paths apply the same delta-method back-transform to the currency scale before plotting and export, using currency-scale point estimates </w:t>
-      </w:r>
-      <m:oMath xmlns:m="http://schemas.openxmlformats.org/officeDocument/2006/math">
-        <m:sSub>
-          <m:e>
-            <m:acc>
-              <m:accPr>
-                <m:chr m:val="^"/>
-              </m:accPr>
-              <m:e>
-                <m:r>
-                  <m:t xml:space="preserve">y</m:t>
-                </m:r>
-              </m:e>
-            </m:acc>
-          </m:e>
-          <m:sub>
-            <m:r>
-              <m:t xml:space="preserve">1</m:t>
-            </m:r>
-          </m:sub>
-        </m:sSub>
-        <m:r>
-          <m:t xml:space="preserve">,</m:t>
-        </m:r>
-        <m:sSub>
-          <m:e>
-            <m:acc>
-              <m:accPr>
-                <m:chr m:val="^"/>
-              </m:accPr>
-              <m:e>
-                <m:r>
-                  <m:t xml:space="preserve">y</m:t>
-                </m:r>
-              </m:e>
-            </m:acc>
-          </m:e>
-          <m:sub>
-            <m:r>
-              <m:t xml:space="preserve">2</m:t>
-            </m:r>
-          </m:sub>
-        </m:sSub>
-      </m:oMath>
-      <w:r>
-        <w:rPr/>
-        <w:t xml:space="preserve"> and log-scale MSE/MCPE:</w:t>
+        <w:rPr/>
+        <w:t xml:space="preserve">MFH log models also transform the arithmetic Direct area means. Corrected currency predictions use the Gaussian conditional mean exp(eta + v/2), where v is the diagonal of G − G(G + R)⁻¹G. The naive option uses exp(eta). This multivariate extension is distinct from emdi’s univariate Slud–Maiti method; saved MFH settings named bc_sm are accepted as a legacy alias. Original-scale MSE and MCPE are estimated after inverse transformation inside the bootstrap. Currency changes use the joint currency moments directly:</w:t>
       </w:r>
     </w:p>
     <w:p>
@@ -5753,202 +4543,11 @@
         <w:jc w:val="center"/>
         <w:rPr/>
       </w:pPr>
-      <w:r>
-        <w:rPr/>
-        <w:t xml:space="preserve"> </w:t>
-      </w:r>
-      <m:oMath xmlns:m="http://schemas.openxmlformats.org/officeDocument/2006/math">
-        <m:r>
-          <m:t xml:space="preserve">MSE</m:t>
-        </m:r>
-        <m:r>
-          <m:t xml:space="preserve">(</m:t>
-        </m:r>
-        <m:acc>
-          <m:accPr>
-            <m:chr m:val="^"/>
-          </m:accPr>
-          <m:e>
-            <m:r>
-              <m:t xml:space="preserve">Δ</m:t>
-            </m:r>
-          </m:e>
-        </m:acc>
-        <m:r>
-          <m:t xml:space="preserve">)</m:t>
-        </m:r>
-        <m:r>
-          <m:t xml:space="preserve">≈</m:t>
-        </m:r>
-        <m:sSubSup>
-          <m:e>
-            <m:acc>
-              <m:accPr>
-                <m:chr m:val="^"/>
-              </m:accPr>
-              <m:e>
-                <m:r>
-                  <m:t xml:space="preserve">y</m:t>
-                </m:r>
-              </m:e>
-            </m:acc>
-          </m:e>
-          <m:sub>
-            <m:r>
-              <m:t xml:space="preserve">1</m:t>
-            </m:r>
-          </m:sub>
-          <m:sup>
-            <m:r>
-              <m:t xml:space="preserve">2</m:t>
-            </m:r>
-          </m:sup>
-        </m:sSubSup>
-        <m:sSubSup>
-          <m:e>
-            <m:r>
-              <m:t xml:space="preserve">MSE</m:t>
-            </m:r>
-          </m:e>
-          <m:sub>
-            <m:r>
-              <m:t xml:space="preserve">1</m:t>
-            </m:r>
-          </m:sub>
-          <m:sup>
-            <m:r>
-              <m:rPr>
-                <m:lit/>
-                <m:nor/>
-              </m:rPr>
-              <m:t xml:space="preserve">log</m:t>
-            </m:r>
-          </m:sup>
-        </m:sSubSup>
-        <m:r>
-          <m:rPr>
-            <m:lit/>
-            <m:nor/>
-          </m:rPr>
-          <m:t xml:space="preserve">+</m:t>
-        </m:r>
-        <m:sSubSup>
-          <m:e>
-            <m:acc>
-              <m:accPr>
-                <m:chr m:val="^"/>
-              </m:accPr>
-              <m:e>
-                <m:r>
-                  <m:t xml:space="preserve">y</m:t>
-                </m:r>
-              </m:e>
-            </m:acc>
-          </m:e>
-          <m:sub>
-            <m:r>
-              <m:t xml:space="preserve">2</m:t>
-            </m:r>
-          </m:sub>
-          <m:sup>
-            <m:r>
-              <m:t xml:space="preserve">2</m:t>
-            </m:r>
-          </m:sup>
-        </m:sSubSup>
-        <m:sSubSup>
-          <m:e>
-            <m:r>
-              <m:t xml:space="preserve">MSE</m:t>
-            </m:r>
-          </m:e>
-          <m:sub>
-            <m:r>
-              <m:t xml:space="preserve">2</m:t>
-            </m:r>
-          </m:sub>
-          <m:sup>
-            <m:r>
-              <m:rPr>
-                <m:lit/>
-                <m:nor/>
-              </m:rPr>
-              <m:t xml:space="preserve">log</m:t>
-            </m:r>
-          </m:sup>
-        </m:sSubSup>
-        <m:r>
-          <m:rPr>
-            <m:lit/>
-            <m:nor/>
-          </m:rPr>
-          <m:t xml:space="preserve">-</m:t>
-        </m:r>
-        <m:r>
-          <m:t xml:space="preserve">2</m:t>
-        </m:r>
-        <m:sSub>
-          <m:e>
-            <m:acc>
-              <m:accPr>
-                <m:chr m:val="^"/>
-              </m:accPr>
-              <m:e>
-                <m:r>
-                  <m:t xml:space="preserve">y</m:t>
-                </m:r>
-              </m:e>
-            </m:acc>
-          </m:e>
-          <m:sub>
-            <m:r>
-              <m:t xml:space="preserve">1</m:t>
-            </m:r>
-          </m:sub>
-        </m:sSub>
-        <m:sSub>
-          <m:e>
-            <m:acc>
-              <m:accPr>
-                <m:chr m:val="^"/>
-              </m:accPr>
-              <m:e>
-                <m:r>
-                  <m:t xml:space="preserve">y</m:t>
-                </m:r>
-              </m:e>
-            </m:acc>
-          </m:e>
-          <m:sub>
-            <m:r>
-              <m:t xml:space="preserve">2</m:t>
-            </m:r>
-          </m:sub>
-        </m:sSub>
-        <m:sSup>
-          <m:e>
-            <m:r>
-              <m:t xml:space="preserve">MCPE</m:t>
-            </m:r>
-          </m:e>
-          <m:sup>
-            <m:r>
-              <m:rPr>
-                <m:lit/>
-                <m:nor/>
-              </m:rPr>
-              <m:t xml:space="preserve">log</m:t>
-            </m:r>
-          </m:sup>
-        </m:sSup>
-        <m:r>
-          <m:t xml:space="preserve">,</m:t>
-        </m:r>
-      </m:oMath>
-      <w:r>
-        <w:rPr/>
-        <w:t xml:space="preserve"> </w:t>
-      </w:r>
+      <ns0:oMath xmlns:ns0="http://schemas.openxmlformats.org/officeDocument/2006/math">
+        <ns0:r>
+          <ns0:t>MSE(Δ) = MSE₁ + MSE₂ − 2 MCPE₁₂</ns0:t>
+        </ns0:r>
+      </ns0:oMath>
     </w:p>
     <w:p>
       <w:pPr>
@@ -5957,7 +4556,7 @@
       </w:pPr>
       <w:r>
         <w:rPr/>
-        <w:t>with the same fallback to the independence version when the result is not positive or not finite. Since version 5.2.0-rc.6-wizard.5.11 (w5k), the report presents mean-welfare changes as percentage changes of the mean, 100 × (ŷ₂/ŷ₁ − 1), with the 95% interval and p-value computed from the log of the ratio. The variance of the log ratio is approximately v_log = MSE₁/ŷ₁² + MSE₂/ŷ₂² − 2C/(ŷ₁ŷ₂), with currency-scale MSEs and the covariance C = (MSE₁ + MSE₂ − MSE_Δ)/2 implied by the step’s change MSE; so C = 0 for UFH. Where the MFH step already used the independence fallback, the Comparison step uses independence too (C = 0, with the level MSEs). Because the level MSEs and the step’s change MSE can come from different calculations (for the unbenchmarked MFH, the level MSEs come from the fitted model and the change MSE from the bootstrap), C is an approximation of the MCPE. A separate guard uses the independence version of v_log when v_log is not positive or not finite, and mse_fallback_used marks rows where independence was used at either stage. The interval is formed on the log scale and transformed back, so it is not symmetric; the variance of the percentage change itself is approximately (100 ŷ₂/ŷ₁)² v_log. The currency differences above are kept in the columns ending in _eur.</w:t>
+        <w:t xml:space="preserve">Percentage mean-welfare change is 100 × (mean2/mean1 − 1). Its log-ratio variance is approximately MSE1/mean1² + MSE2/mean2² − 2 MCPE/(mean1 × mean2), using the same original-scale joint bootstrap moments for MFH and explicit MCPE = 0 for UFH. The interval is formed on the log-ratio scale and exponentiated. Missing legacy MFH moments require a rerun; they are never reconstructed by mixing analytical level MSE with bootstrap change MSE. Currency differences remain in fields ending in _eur.</w:t>
       </w:r>
     </w:p>
     <w:p>
@@ -6111,7 +4710,7 @@
                 <w:kern w:val="0"/>
                 <w:lang w:val="en-US" w:eastAsia="en-US" w:bidi="ar-SA"/>
               </w:rPr>
-              <w:t>UFH level (none / log scale)</w:t>
+              <w:t xml:space="preserve">UFH level identity / corrected log</w:t>
             </w:r>
           </w:p>
         </w:tc>
@@ -6136,7 +4735,7 @@
                 <w:kern w:val="0"/>
                 <w:lang w:val="en-US" w:eastAsia="en-US" w:bidi="ar-SA"/>
               </w:rPr>
-              <w:t>Analytical Prasad–Rao / Datta–Lahiri</w:t>
+              <w:t xml:space="preserve">Identity: analytical Prasad–Rao/Datta–Lahiri; log bc_sm: native emdi Slud–Maiti (ML)</w:t>
             </w:r>
           </w:p>
         </w:tc>
@@ -6161,23 +4760,8 @@
                 <w:kern w:val="0"/>
                 <w:lang w:val="en-US" w:eastAsia="en-US" w:bidi="ar-SA"/>
               </w:rPr>
-              <w:t xml:space="preserve">Model-based bootstrap (resampled effects and residuals), re-benchmarked each replicate, </w:t>
+              <w:t xml:space="preserve">Gaussian full-estimator bootstrap; final benchmark in reporting units each draw</w:t>
             </w:r>
-            <m:oMath xmlns:m="http://schemas.openxmlformats.org/officeDocument/2006/math">
-              <m:r>
-                <m:t xml:space="preserve">B</m:t>
-              </m:r>
-              <m:r>
-                <m:rPr>
-                  <m:lit/>
-                  <m:nor/>
-                </m:rPr>
-                <m:t xml:space="preserve">=</m:t>
-              </m:r>
-              <m:r>
-                <m:t xml:space="preserve">200</m:t>
-              </m:r>
-            </m:oMath>
           </w:p>
         </w:tc>
       </w:tr>
@@ -6204,7 +4788,7 @@
                 <w:kern w:val="0"/>
                 <w:lang w:val="en-US" w:eastAsia="en-US" w:bidi="ar-SA"/>
               </w:rPr>
-              <w:t>UFH level (arcsin scale)</w:t>
+              <w:t xml:space="preserve">UFH level arcsine / naive log</w:t>
             </w:r>
           </w:p>
         </w:tc>
@@ -6229,22 +4813,7 @@
                 <w:kern w:val="0"/>
                 <w:lang w:val="en-US" w:eastAsia="en-US" w:bidi="ar-SA"/>
               </w:rPr>
-              <w:t>Parametric bootstrap (</w:t>
-            </w:r>
-            <w:r>
-              <w:rPr>
-                <w:rStyle w:val="VerbatimChar"/>
-                <w:kern w:val="0"/>
-                <w:lang w:val="en-US" w:eastAsia="en-US" w:bidi="ar-SA"/>
-              </w:rPr>
-              <w:t>emdi</w:t>
-            </w:r>
-            <w:r>
-              <w:rPr>
-                <w:kern w:val="0"/>
-                <w:lang w:val="en-US" w:eastAsia="en-US" w:bidi="ar-SA"/>
-              </w:rPr>
-              <w:t>)</w:t>
+              <w:t xml:space="preserve">Original-scale bootstrap matching the point estimator</w:t>
             </w:r>
           </w:p>
         </w:tc>
@@ -6269,7 +4838,7 @@
                 <w:kern w:val="0"/>
                 <w:lang w:val="en-US" w:eastAsia="en-US" w:bidi="ar-SA"/>
               </w:rPr>
-              <w:t>Same model-based bootstrap, arcsin back-transform</w:t>
+              <w:t xml:space="preserve">Same bootstrap with final original-scale benchmark</w:t>
             </w:r>
           </w:p>
         </w:tc>
@@ -6323,7 +4892,7 @@
                 <w:sz w:val="24"/>
                 <w:lang w:val="en-US" w:eastAsia="en-US" w:bidi="ar-SA"/>
               </w:rPr>
-              <w:t>Parametric bootstrap (mcpe_nB; interactive default 200, minimum 50)</w:t>
+              <w:t xml:space="preserve">Joint parametric bootstrap; shared Bootstrap replicates control, default 500</w:t>
             </w:r>
           </w:p>
         </w:tc>
@@ -6349,7 +4918,7 @@
                 <w:sz w:val="24"/>
                 <w:lang w:val="en-US" w:eastAsia="en-US" w:bidi="ar-SA"/>
               </w:rPr>
-              <w:t>Parametric bootstrap with re-benchmarking inside each replicate (bench_nB; default 200)</w:t>
+              <w:t xml:space="preserve">Same final-estimator bootstrap with reporting-scale benchmark each draw</w:t>
             </w:r>
           </w:p>
         </w:tc>
@@ -6541,7 +5110,7 @@
                 <w:kern w:val="0"/>
                 <w:lang w:val="en-US" w:eastAsia="en-US" w:bidi="ar-SA"/>
               </w:rPr>
-              <w:t>Same formula, same guard, fed by benchmarked MSE/MCPE</w:t>
+              <w:t xml:space="preserve">Same coherent joint formula and validity check for benchmarked moments</w:t>
             </w:r>
           </w:p>
         </w:tc>
@@ -6554,31 +5123,7 @@
       </w:pPr>
       <w:r>
         <w:rPr/>
-        <w:t xml:space="preserve">In all bootstrap cases, the “truth” in the error formula is the unbenchmarked synthetic value </w:t>
-      </w:r>
-      <m:oMath xmlns:m="http://schemas.openxmlformats.org/officeDocument/2006/math">
-        <m:sSup>
-          <m:e>
-            <m:r>
-              <m:t xml:space="preserve">θ</m:t>
-            </m:r>
-          </m:e>
-          <m:sup>
-            <m:r>
-              <m:t xml:space="preserve">(</m:t>
-            </m:r>
-            <m:r>
-              <m:t xml:space="preserve">b</m:t>
-            </m:r>
-            <m:r>
-              <m:t xml:space="preserve">)</m:t>
-            </m:r>
-          </m:sup>
-        </m:sSup>
-      </m:oMath>
-      <w:r>
-        <w:rPr/>
-        <w:t>, the divisor is the number of successful replicates, and any benchmarking step is repeated inside each replicate, except the final currency-scale adjustment for mean welfare fitted in logs, whose MSE keeps the currency-scale coefficient of variation obtained by delta-transforming the log-scale bootstrap MSE (an approximation). Matching benchmark targets exactly does not validate the benchmarked MSE, and uploaded targets are treated as fixed.</w:t>
+        <w:t xml:space="preserve">The bootstrap simulates Gaussian random effects and sampling errors under the fitted model, refits the same estimator, and repeats back-transformation and the final ratio benchmark in reported units. Survey-derived targets are recomputed from the same replicate’s Direct estimates in both UFH and MFH. Uploaded targets remain fixed, so their own uncertainty is excluded. Errors are measured against the unbenchmarked synthetic area truth. Auxiliary variables, selected formulas, populations and estimated sampling covariance inputs are held fixed; variable-selection and variance-smoothing uncertainty are not included.</w:t>
       </w:r>
     </w:p>
     <w:p>
@@ -6628,17 +5173,7 @@
       </w:pPr>
       <w:r>
         <w:rPr/>
-        <w:t xml:space="preserve">The bootstrap MSEs are only as good as the assumption that the fitted model — its coefficients, variances, AR(1) coefficient, and sampling covariances — approximates the data-generating process; the AR(1) specification in particular is an approximation of the true temporal dependence. Convergence failures are counted in </w:t>
-      </w:r>
-      <w:r>
-        <w:rPr>
-          <w:rStyle w:val="VerbatimChar"/>
-        </w:rPr>
-        <w:t>fails</w:t>
-      </w:r>
-      <w:r>
-        <w:rPr/>
-        <w:t xml:space="preserve"> and the divisor is adjusted, but a region or period in which refits fail systematically deserves scrutiny rather than a silently smaller effective sample of replicates.</w:t>
+        <w:t xml:space="preserve">Bootstrap accuracy depends on the fitted model and fixed sampling covariance approximating the data-generating process. Failed refits and insufficient successful draws require review. The implementation checks and simulation evidence are documented in docs/METHODOLOGY_ALIGNMENT.md and docs/MCPE_VALIDATION_STATUS.md. Numerical agreement and Monte Carlo precision do not certify interval coverage for all survey designs. Review model assumptions, boundary sensitivity and any undercoverage before dissemination. Use the latest validation status for current experiment counts and results.</w:t>
       </w:r>
     </w:p>
     <w:p>
@@ -6648,7 +5183,7 @@
       </w:pPr>
       <w:r>
         <w:rPr/>
-        <w:t>One implementation asymmetry between the benchmarked and unbenchmarked MFH paths remains worth flagging for future revisions:</w:t>
+        <w:t xml:space="preserve">Comparing benchmarked and unbenchmarked uncertainty</w:t>
       </w:r>
     </w:p>
     <w:p>
@@ -6661,72 +5196,8 @@
         <w:rPr/>
       </w:pPr>
       <w:r>
-        <w:rPr>
-          <w:b/>
-        </w:rPr>
-        <w:t>Replicates are not paired.</w:t>
-      </w:r>
-      <w:r>
-        <w:rPr/>
-        <w:t xml:space="preserve"> Both routines set </w:t>
-      </w:r>
-      <w:r>
-        <w:rPr>
-          <w:rStyle w:val="VerbatimChar"/>
-        </w:rPr>
-        <w:t>seed = 123</w:t>
-      </w:r>
-      <w:r>
-        <w:rPr/>
-        <w:t xml:space="preserve">, but because the code paths differ, the random draws are not common across the two bootstraps; differences between benchmarked and unbenchmarked MSEs therefore include independent simulation noise on top of the true benchmarking effect. Pairing the replicates (same </w:t>
-      </w:r>
-      <m:oMath xmlns:m="http://schemas.openxmlformats.org/officeDocument/2006/math">
-        <m:sSup>
-          <m:e>
-            <m:r>
-              <m:t xml:space="preserve">u</m:t>
-            </m:r>
-          </m:e>
-          <m:sup>
-            <m:r>
-              <m:t xml:space="preserve">(</m:t>
-            </m:r>
-            <m:r>
-              <m:t xml:space="preserve">b</m:t>
-            </m:r>
-            <m:r>
-              <m:t xml:space="preserve">)</m:t>
-            </m:r>
-          </m:sup>
-        </m:sSup>
-      </m:oMath>
-      <w:r>
-        <w:rPr/>
-        <w:t xml:space="preserve">, </w:t>
-      </w:r>
-      <m:oMath xmlns:m="http://schemas.openxmlformats.org/officeDocument/2006/math">
-        <m:sSup>
-          <m:e>
-            <m:r>
-              <m:t xml:space="preserve">e</m:t>
-            </m:r>
-          </m:e>
-          <m:sup>
-            <m:r>
-              <m:t xml:space="preserve">(</m:t>
-            </m:r>
-            <m:r>
-              <m:t xml:space="preserve">b</m:t>
-            </m:r>
-            <m:r>
-              <m:t xml:space="preserve">)</m:t>
-            </m:r>
-          </m:sup>
-        </m:sSup>
-      </m:oMath>
-      <w:r>
-        <w:rPr/>
-        <w:t xml:space="preserve"> draws) would isolate the benchmarking effect exactly.</w:t>
+        <w:rPr/>
+        <w:t xml:space="preserve">Both calculations use the shared full-estimator bootstrap machinery. Record seeds and successful-draw sets when comparing MSEs: failed refits or different requested counts can change the accepted draws. Differences should be assessed with the exported Monte Carlo diagnostics.</w:t>
       </w:r>
     </w:p>
     <w:p>
@@ -6838,17 +5309,7 @@
       </w:pPr>
       <w:r>
         <w:rPr/>
-        <w:t xml:space="preserve">Duan, N. (1983). Smearing estimate: a nonparametric retransformation method. </w:t>
-      </w:r>
-      <w:r>
-        <w:rPr>
-          <w:i/>
-        </w:rPr>
-        <w:t>Journal of the American Statistical Association</w:t>
-      </w:r>
-      <w:r>
-        <w:rPr/>
-        <w:t>, 78(383), 605–610.</w:t>
+        <w:t xml:space="preserve">Slud, E. V. and Maiti, T. (2006). Mean-squared error estimation in transformed Fay–Herriot models. Journal of the Royal Statistical Society, Series B, 68(2), 239–257.</w:t>
       </w:r>
     </w:p>
     <w:p>

--- a/docs/guidance/Technical notes/Note on MSE Estimation - Levels and Changes.docx
+++ b/docs/guidance/Technical notes/Note on MSE Estimation - Levels and Changes.docx
@@ -55,7 +55,7 @@
       </w:pPr>
       <w:r>
         <w:rPr/>
-        <w:t xml:space="preserve">The bootstrap simulates Gaussian random effects and sampling errors under the fitted model, refits the same estimator, and repeats back-transformation and the final ratio benchmark in reported units. Survey-derived targets are recomputed from the same replicate’s Direct estimates in both UFH and MFH. Uploaded targets remain fixed, so their own uncertainty is excluded. Errors are measured against the unbenchmarked synthetic area truth. Auxiliary variables, selected formulas, populations and estimated sampling covariance inputs are held fixed; variable-selection and variance-smoothing uncertainty are not included.</w:t>
+        <w:t xml:space="preserve">The bootstrap simulates Gaussian random effects and sampling errors under the fitted model, refits the same estimator, and repeats back-transformation and the final ratio benchmark in reported units. Survey-derived targets are recomputed from the same replicate’s Direct estimates in both UFH and MFH. Uploaded targets remain fixed, so their own uncertainty is excluded. Errors are measured against the unbenchmarked synthetic area truth. Auxiliary variables, selected formulas, selected MFH type, populations and estimated sampling covariance inputs are held fixed. Variable selection, MFH3/MFH2 selection, GVF fitting and covariance estimation are not repeated in each draw; their uncertainty is excluded.</w:t>
       </w:r>
     </w:p>
     <w:p>
@@ -73,7 +73,7 @@
         <w:pStyle w:val="Normal"/>
       </w:pPr>
       <w:r>
-        <w:t xml:space="preserve">QER revision for 5.2.0-rc.6-wizard.5.14 (w5n), October 2026. This note describes the final-estimator bootstrap and current joint-moment rules. The implementation checks and simulation evidence are documented in docs/METHODOLOGY_ALIGNMENT.md and docs/MCPE_VALIDATION_STATUS.md. Numerical agreement and Monte Carlo precision do not certify interval coverage for all survey designs. Review model assumptions, boundary sensitivity and any undercoverage before dissemination. Use the latest validation status for current experiment counts and results.</w:t>
+        <w:t xml:space="preserve">QER revision for 5.2.0-rc.6-wizard.5.14 (w5n), October 2026. This note describes the final-estimator bootstrap and current joint-moment rules. The implementation checks and simulation evidence are documented in docs/guidance/METHODOLOGY_ALIGNMENT.md and docs/validation/MCPE_VALIDATION_STATUS.md. Numerical agreement and Monte Carlo precision do not certify interval coverage for all survey designs. Review model assumptions, boundary sensitivity and any undercoverage before dissemination. Use the latest validation status for current experiment counts and results.</w:t>
       </w:r>
     </w:p>
     <w:p>
@@ -1061,7 +1061,7 @@
       </m:oMath>
       <w:r>
         <w:rPr/>
-        <w:t>. The ratio form keeps benchmarked rates non-negative and preserves proportional differences among domains within an area. An external total is treated as fixed: its own sampling error is not included in the benchmarked MSE, so matching it exactly says nothing about its accuracy.</w:t>
+        <w:t xml:space="preserve">. A positive ratio factor preserves nonnegativity and ordering only for already nonnegative predictions. It does not repair negative predictions or ensure an upper bound of one; inspect both poverty-rate bounds. An external total is treated as fixed: its own sampling error is not included in the benchmarked MSE, so matching it exactly says nothing about its accuracy.</w:t>
       </w:r>
     </w:p>
     <w:p>
@@ -4481,7 +4481,7 @@
       </w:pPr>
       <w:r>
         <w:rPr/>
-        <w:t xml:space="preserve">Pointwise 95% intervals and raw p-values remain the primary display. BH and Bonferroni adjusted p-values and significance flags support sensitivity statements across areas. Positive MCPE reduces the change MSE when annual MSEs are held fixed, but its sign is estimated, not assumed. Unavailable or invalid joint moments produce unavailable inference.</w:t>
+        <w:t xml:space="preserve">Pointwise 95% intervals and raw p-values remain the primary display. BH and Bonferroni adjusted p-values and flags answer different multiplicity questions. Counts of pointwise results across areas are exploratory and do not have familywise error control. Positive MCPE reduces the change MSE when annual MSEs are held fixed, but its sign is estimated, not assumed. Unavailable or invalid joint moments produce unavailable inference.</w:t>
       </w:r>
     </w:p>
     <w:p>
@@ -4491,7 +4491,7 @@
       </w:pPr>
       <w:r>
         <w:rPr/>
-        <w:t>The same helper serves both the unbenchmarked change analysis (fed by the MSE/MCPE of Part II’s unbenchmarked bootstrap) and the benchmarked one (fed by mse_bench / mcpe_bench), so the change formula, unadjusted confidence intervals, raw p-values, BH-adjusted p-values, and both significance fields are computed consistently in the two cases.</w:t>
+        <w:t xml:space="preserve">The same helper serves both the unbenchmarked change analysis (fed by the MSE/MCPE of Part II’s unbenchmarked bootstrap) and the benchmarked one (fed by mse_bench / mcpe_bench), so the change formula, unadjusted confidence intervals, raw, BH-adjusted and Bonferroni-adjusted p-values, and the corresponding significance fields are computed consistently in the two cases.</w:t>
       </w:r>
     </w:p>
     <w:p>
@@ -5123,7 +5123,7 @@
       </w:pPr>
       <w:r>
         <w:rPr/>
-        <w:t xml:space="preserve">The bootstrap simulates Gaussian random effects and sampling errors under the fitted model, refits the same estimator, and repeats back-transformation and the final ratio benchmark in reported units. Survey-derived targets are recomputed from the same replicate’s Direct estimates in both UFH and MFH. Uploaded targets remain fixed, so their own uncertainty is excluded. Errors are measured against the unbenchmarked synthetic area truth. Auxiliary variables, selected formulas, populations and estimated sampling covariance inputs are held fixed; variable-selection and variance-smoothing uncertainty are not included.</w:t>
+        <w:t xml:space="preserve">The bootstrap simulates Gaussian random effects and sampling errors under the fitted model, refits the same estimator, and repeats back-transformation and the final ratio benchmark in reported units. Survey-derived targets are recomputed from the same replicate’s Direct estimates in both UFH and MFH. Uploaded targets remain fixed, so their own uncertainty is excluded. Errors are measured against the unbenchmarked synthetic area truth. Auxiliary variables, selected formulas, selected MFH type, populations and estimated sampling covariance inputs are held fixed. Variable selection, MFH3/MFH2 selection, GVF fitting and covariance estimation are not repeated in each draw; their uncertainty is excluded.</w:t>
       </w:r>
     </w:p>
     <w:p>
@@ -5173,7 +5173,7 @@
       </w:pPr>
       <w:r>
         <w:rPr/>
-        <w:t xml:space="preserve">Bootstrap accuracy depends on the fitted model and fixed sampling covariance approximating the data-generating process. Failed refits and insufficient successful draws require review. The implementation checks and simulation evidence are documented in docs/METHODOLOGY_ALIGNMENT.md and docs/MCPE_VALIDATION_STATUS.md. Numerical agreement and Monte Carlo precision do not certify interval coverage for all survey designs. Review model assumptions, boundary sensitivity and any undercoverage before dissemination. Use the latest validation status for current experiment counts and results.</w:t>
+        <w:t xml:space="preserve">Bootstrap accuracy depends on the fitted model and fixed sampling covariance approximating the data-generating process. Failed refits and insufficient successful draws require review. The implementation checks and simulation evidence are documented in docs/guidance/METHODOLOGY_ALIGNMENT.md and docs/validation/MCPE_VALIDATION_STATUS.md. Numerical agreement and Monte Carlo precision do not certify interval coverage for all survey designs. Review model assumptions, boundary sensitivity and any undercoverage before dissemination. Use the latest validation status for current experiment counts and results.</w:t>
       </w:r>
     </w:p>
     <w:p>
